--- a/Practical-7/25DCE014-Practical-7 File.docx
+++ b/Practical-7/25DCE014-Practical-7 File.docx
@@ -1,30 +1,28 @@
 
 <file path=word/document.xml><?xml version="1.0" encoding="utf-8"?>
-<w:document xmlns:mc="http://schemas.openxmlformats.org/markup-compatibility/2006" xmlns:ve="http://schemas.openxmlformats.org/markup-compatibility/2006" xmlns:o="urn:schemas-microsoft-com:office:office" xmlns:r="http://schemas.openxmlformats.org/officeDocument/2006/relationships" xmlns:m="http://schemas.openxmlformats.org/officeDocument/2006/math" xmlns:v="urn:schemas-microsoft-com:vml" xmlns:wp="http://schemas.openxmlformats.org/drawingml/2006/wordprocessingDrawing" xmlns:w10="urn:schemas-microsoft-com:office:word" xmlns:w="http://schemas.openxmlformats.org/wordprocessingml/2006/main" xmlns:wne="http://schemas.microsoft.com/office/word/2006/wordml" xmlns:a="http://schemas.openxmlformats.org/drawingml/2006/main" xmlns:pic="http://schemas.openxmlformats.org/drawingml/2006/picture" xmlns:wpg="http://schemas.microsoft.com/office/word/2010/wordprocessingGroup" xmlns:wps="http://schemas.microsoft.com/office/word/2010/wordprocessingShape" xmlns:w14="http://schemas.microsoft.com/office/word/2010/wordml" mc:Ignorable="w14" xml:space="preserve">
+<w:document xmlns:wpc="http://schemas.microsoft.com/office/word/2010/wordprocessingCanvas" xmlns:cx="http://schemas.microsoft.com/office/drawing/2014/chartex" xmlns:cx1="http://schemas.microsoft.com/office/drawing/2015/9/8/chartex" xmlns:cx2="http://schemas.microsoft.com/office/drawing/2015/10/21/chartex" xmlns:cx3="http://schemas.microsoft.com/office/drawing/2016/5/9/chartex" xmlns:cx4="http://schemas.microsoft.com/office/drawing/2016/5/10/chartex" xmlns:cx5="http://schemas.microsoft.com/office/drawing/2016/5/11/chartex" xmlns:cx6="http://schemas.microsoft.com/office/drawing/2016/5/12/chartex" xmlns:cx7="http://schemas.microsoft.com/office/drawing/2016/5/13/chartex" xmlns:cx8="http://schemas.microsoft.com/office/drawing/2016/5/14/chartex" xmlns:mc="http://schemas.openxmlformats.org/markup-compatibility/2006" xmlns:o="urn:schemas-microsoft-com:office:office" xmlns:r="http://schemas.openxmlformats.org/officeDocument/2006/relationships" xmlns:m="http://schemas.openxmlformats.org/officeDocument/2006/math" xmlns:v="urn:schemas-microsoft-com:vml" xmlns:wp14="http://schemas.microsoft.com/office/word/2010/wordprocessingDrawing" xmlns:wp="http://schemas.openxmlformats.org/drawingml/2006/wordprocessingDrawing" xmlns:w="http://schemas.openxmlformats.org/wordprocessingml/2006/main" xmlns:w14="http://schemas.microsoft.com/office/word/2010/wordml" xmlns:w10="urn:schemas-microsoft-com:office:word" xmlns:w15="http://schemas.microsoft.com/office/word/2012/wordml" xmlns:wpg="http://schemas.microsoft.com/office/word/2010/wordprocessingGroup" xmlns:wpi="http://schemas.microsoft.com/office/word/2010/wordprocessingInk" xmlns:wne="http://schemas.microsoft.com/office/word/2006/wordml" xmlns:wps="http://schemas.microsoft.com/office/word/2010/wordprocessingShape" xmlns:wpsCustomData="http://www.wps.cn/officeDocument/2013/wpsCustomData" mc:Ignorable="w14 w15 wp14">
   <w:body>
     <w:p>
       <w:pPr>
-        <w:pStyle w:val="Heading1"/>
-      </w:pPr>
-      <w:r>
-        <w:rPr/>
+        <w:pStyle w:val="2"/>
+      </w:pPr>
+      <w:r>
         <w:t>Practical</w:t>
       </w:r>
       <w:r>
         <w:rPr>
           <w:spacing w:val="-4"/>
         </w:rPr>
-        <w:t> </w:t>
-      </w:r>
-      <w:r>
-        <w:rPr/>
+        <w:t xml:space="preserve"> </w:t>
+      </w:r>
+      <w:r>
         <w:t>-</w:t>
       </w:r>
       <w:r>
         <w:rPr>
           <w:spacing w:val="-4"/>
         </w:rPr>
-        <w:t> </w:t>
+        <w:t xml:space="preserve"> </w:t>
       </w:r>
       <w:r>
         <w:rPr>
@@ -35,7 +33,7 @@
     </w:p>
     <w:p>
       <w:pPr>
-        <w:pStyle w:val="BodyText"/>
+        <w:pStyle w:val="7"/>
         <w:spacing w:before="202"/>
         <w:rPr>
           <w:rFonts w:ascii="Times New Roman"/>
@@ -46,7 +44,7 @@
     </w:p>
     <w:p>
       <w:pPr>
-        <w:pStyle w:val="BodyText"/>
+        <w:pStyle w:val="7"/>
         <w:spacing w:line="242" w:lineRule="auto"/>
         <w:ind w:left="49" w:right="51" w:hanging="1"/>
         <w:jc w:val="both"/>
@@ -60,68 +58,44 @@
           <w:b/>
           <w:sz w:val="27"/>
         </w:rPr>
-        <w:t>Practical Title: </w:t>
+        <w:t xml:space="preserve">Practical Title: </w:t>
       </w:r>
       <w:r>
         <w:rPr>
           <w:rFonts w:ascii="Times New Roman"/>
         </w:rPr>
-        <w:t>PHP Form Processing with Server-Side Validation and CSV/JSO</w:t>
-      </w:r>
-      <w:r>
-        <w:rPr>
-          <w:rFonts w:ascii="Times New Roman"/>
-        </w:rPr>
-        <w:t>N</w:t>
+        <w:t>PHP Form Processing with Server-Side Validation and CSV/JSON</w:t>
       </w:r>
       <w:r>
         <w:rPr>
           <w:rFonts w:ascii="Times New Roman"/>
           <w:spacing w:val="80"/>
         </w:rPr>
-        <w:t> </w:t>
+        <w:t xml:space="preserve"> </w:t>
       </w:r>
       <w:r>
         <w:rPr>
           <w:rFonts w:ascii="Times New Roman"/>
         </w:rPr>
-        <w:t>File StorageProblem Definition: Display event lists, student profiles, notices, or FAQ</w:t>
-      </w:r>
-      <w:r>
-        <w:rPr>
-          <w:rFonts w:ascii="Times New Roman"/>
-        </w:rPr>
-        <w:t>s</w:t>
+        <w:t>File StorageProblem Definition: Display event lists, student profiles, notices, or FAQs</w:t>
       </w:r>
       <w:r>
         <w:rPr>
           <w:rFonts w:ascii="Times New Roman"/>
           <w:spacing w:val="40"/>
         </w:rPr>
-        <w:t> </w:t>
+        <w:t xml:space="preserve"> </w:t>
       </w:r>
       <w:r>
         <w:rPr>
           <w:rFonts w:ascii="Times New Roman"/>
         </w:rPr>
-        <w:t>from external JSON files using Fetch API. Implement dynamic rendering, search, filter</w:t>
-      </w:r>
-      <w:r>
-        <w:rPr>
-          <w:rFonts w:ascii="Times New Roman"/>
-        </w:rPr>
-        <w:t>,</w:t>
-      </w:r>
-      <w:r>
-        <w:rPr>
-          <w:rFonts w:ascii="Times New Roman"/>
-        </w:rPr>
-        <w:t> sorting, and pagination.</w:t>
-      </w:r>
-    </w:p>
-    <w:p>
-      <w:pPr>
-        <w:pStyle w:val="BodyText"/>
+        <w:t>from external JSON files using Fetch API. Implement dynamic rendering, search, filter, sorting, and pagination.</w:t>
+      </w:r>
+    </w:p>
+    <w:p>
+      <w:pPr>
+        <w:pStyle w:val="7"/>
         <w:spacing w:before="97"/>
         <w:rPr>
           <w:rFonts w:ascii="Times New Roman"/>
@@ -151,7 +125,7 @@
           <w:spacing w:val="1"/>
           <w:sz w:val="27"/>
         </w:rPr>
-        <w:t> </w:t>
+        <w:t xml:space="preserve"> </w:t>
       </w:r>
       <w:r>
         <w:rPr>
@@ -164,67 +138,62 @@
     </w:p>
     <w:p>
       <w:pPr>
-        <w:pStyle w:val="Heading3"/>
+        <w:pStyle w:val="4"/>
         <w:numPr>
           <w:ilvl w:val="0"/>
           <w:numId w:val="1"/>
         </w:numPr>
         <w:tabs>
-          <w:tab w:pos="282" w:val="left" w:leader="none"/>
+          <w:tab w:val="left" w:pos="282"/>
         </w:tabs>
-        <w:spacing w:line="240" w:lineRule="auto" w:before="245" w:after="0"/>
+        <w:spacing w:before="245" w:after="0" w:line="240" w:lineRule="auto"/>
         <w:ind w:left="282" w:right="0" w:hanging="233"/>
         <w:jc w:val="left"/>
       </w:pPr>
       <w:r>
-        <w:rPr/>
         <w:t>Is</w:t>
       </w:r>
       <w:r>
         <w:rPr>
           <w:spacing w:val="2"/>
         </w:rPr>
-        <w:t> </w:t>
-      </w:r>
-      <w:r>
-        <w:rPr/>
+        <w:t xml:space="preserve"> </w:t>
+      </w:r>
+      <w:r>
         <w:t>the</w:t>
       </w:r>
       <w:r>
         <w:rPr>
           <w:spacing w:val="7"/>
         </w:rPr>
-        <w:t> </w:t>
-      </w:r>
-      <w:r>
-        <w:rPr/>
+        <w:t xml:space="preserve"> </w:t>
+      </w:r>
+      <w:r>
         <w:t>form</w:t>
       </w:r>
       <w:r>
         <w:rPr>
           <w:spacing w:val="8"/>
         </w:rPr>
-        <w:t> </w:t>
-      </w:r>
-      <w:r>
-        <w:rPr/>
+        <w:t xml:space="preserve"> </w:t>
+      </w:r>
+      <w:r>
         <w:t>submitted</w:t>
       </w:r>
       <w:r>
         <w:rPr>
           <w:spacing w:val="3"/>
         </w:rPr>
-        <w:t> </w:t>
-      </w:r>
-      <w:r>
-        <w:rPr/>
+        <w:t xml:space="preserve"> </w:t>
+      </w:r>
+      <w:r>
         <w:t>using</w:t>
       </w:r>
       <w:r>
         <w:rPr>
           <w:spacing w:val="5"/>
         </w:rPr>
-        <w:t> </w:t>
+        <w:t xml:space="preserve"> </w:t>
       </w:r>
       <w:r>
         <w:rPr>
@@ -260,7 +229,7 @@
           <w:spacing w:val="6"/>
           <w:sz w:val="21"/>
         </w:rPr>
-        <w:t> </w:t>
+        <w:t xml:space="preserve"> </w:t>
       </w:r>
       <w:r>
         <w:rPr>
@@ -273,7 +242,7 @@
           <w:spacing w:val="4"/>
           <w:sz w:val="21"/>
         </w:rPr>
-        <w:t> </w:t>
+        <w:t xml:space="preserve"> </w:t>
       </w:r>
       <w:r>
         <w:rPr>
@@ -286,7 +255,7 @@
           <w:spacing w:val="2"/>
           <w:sz w:val="21"/>
         </w:rPr>
-        <w:t> </w:t>
+        <w:t xml:space="preserve"> </w:t>
       </w:r>
       <w:r>
         <w:rPr>
@@ -299,7 +268,7 @@
           <w:spacing w:val="3"/>
           <w:sz w:val="21"/>
         </w:rPr>
-        <w:t> </w:t>
+        <w:t xml:space="preserve"> </w:t>
       </w:r>
       <w:r>
         <w:rPr>
@@ -312,7 +281,7 @@
           <w:spacing w:val="3"/>
           <w:sz w:val="21"/>
         </w:rPr>
-        <w:t> </w:t>
+        <w:t xml:space="preserve"> </w:t>
       </w:r>
       <w:r>
         <w:rPr>
@@ -325,7 +294,7 @@
           <w:spacing w:val="2"/>
           <w:sz w:val="21"/>
         </w:rPr>
-        <w:t> </w:t>
+        <w:t xml:space="preserve"> </w:t>
       </w:r>
       <w:r>
         <w:rPr>
@@ -338,7 +307,7 @@
           <w:spacing w:val="7"/>
           <w:sz w:val="21"/>
         </w:rPr>
-        <w:t> </w:t>
+        <w:t xml:space="preserve"> </w:t>
       </w:r>
       <w:r>
         <w:rPr>
@@ -351,7 +320,7 @@
           <w:spacing w:val="3"/>
           <w:sz w:val="21"/>
         </w:rPr>
-        <w:t> </w:t>
+        <w:t xml:space="preserve"> </w:t>
       </w:r>
       <w:r>
         <w:rPr>
@@ -364,7 +333,7 @@
           <w:spacing w:val="3"/>
           <w:sz w:val="21"/>
         </w:rPr>
-        <w:t> </w:t>
+        <w:t xml:space="preserve"> </w:t>
       </w:r>
       <w:r>
         <w:rPr>
@@ -377,7 +346,7 @@
           <w:spacing w:val="4"/>
           <w:sz w:val="21"/>
         </w:rPr>
-        <w:t> </w:t>
+        <w:t xml:space="preserve"> </w:t>
       </w:r>
       <w:r>
         <w:rPr>
@@ -389,7 +358,7 @@
     </w:p>
     <w:p>
       <w:pPr>
-        <w:pStyle w:val="BodyText"/>
+        <w:pStyle w:val="7"/>
         <w:spacing w:before="6"/>
         <w:rPr>
           <w:sz w:val="21"/>
@@ -398,77 +367,71 @@
     </w:p>
     <w:p>
       <w:pPr>
-        <w:pStyle w:val="Heading3"/>
+        <w:pStyle w:val="4"/>
         <w:numPr>
           <w:ilvl w:val="0"/>
           <w:numId w:val="1"/>
         </w:numPr>
         <w:tabs>
-          <w:tab w:pos="282" w:val="left" w:leader="none"/>
+          <w:tab w:val="left" w:pos="282"/>
         </w:tabs>
-        <w:spacing w:line="240" w:lineRule="auto" w:before="0" w:after="0"/>
+        <w:spacing w:before="0" w:after="0" w:line="240" w:lineRule="auto"/>
         <w:ind w:left="282" w:right="0" w:hanging="233"/>
         <w:jc w:val="left"/>
       </w:pPr>
       <w:r>
-        <w:rPr/>
         <w:t>Are</w:t>
       </w:r>
       <w:r>
         <w:rPr>
           <w:spacing w:val="5"/>
         </w:rPr>
-        <w:t> </w:t>
-      </w:r>
-      <w:r>
-        <w:rPr/>
+        <w:t xml:space="preserve"> </w:t>
+      </w:r>
+      <w:r>
         <w:t>inputs</w:t>
       </w:r>
       <w:r>
         <w:rPr>
           <w:spacing w:val="11"/>
         </w:rPr>
-        <w:t> </w:t>
-      </w:r>
-      <w:r>
-        <w:rPr/>
+        <w:t xml:space="preserve"> </w:t>
+      </w:r>
+      <w:r>
         <w:t>validated</w:t>
       </w:r>
       <w:r>
         <w:rPr>
           <w:spacing w:val="2"/>
         </w:rPr>
-        <w:t> </w:t>
-      </w:r>
-      <w:r>
-        <w:rPr/>
+        <w:t xml:space="preserve"> </w:t>
+      </w:r>
+      <w:r>
         <w:t>and</w:t>
       </w:r>
       <w:r>
         <w:rPr>
           <w:spacing w:val="6"/>
         </w:rPr>
-        <w:t> </w:t>
-      </w:r>
-      <w:r>
-        <w:rPr/>
+        <w:t xml:space="preserve"> </w:t>
+      </w:r>
+      <w:r>
         <w:t>sanitized</w:t>
       </w:r>
       <w:r>
         <w:rPr>
           <w:spacing w:val="9"/>
         </w:rPr>
-        <w:t> </w:t>
-      </w:r>
-      <w:r>
-        <w:rPr/>
+        <w:t xml:space="preserve"> </w:t>
+      </w:r>
+      <w:r>
         <w:t>server</w:t>
       </w:r>
       <w:r>
         <w:rPr>
           <w:spacing w:val="9"/>
         </w:rPr>
-        <w:t> </w:t>
+        <w:t xml:space="preserve"> </w:t>
       </w:r>
       <w:r>
         <w:rPr>
@@ -499,7 +462,7 @@
           <w:spacing w:val="72"/>
           <w:sz w:val="23"/>
         </w:rPr>
-        <w:t> </w:t>
+        <w:t xml:space="preserve"> </w:t>
       </w:r>
       <w:r>
         <w:rPr>
@@ -512,7 +475,7 @@
           <w:spacing w:val="4"/>
           <w:sz w:val="21"/>
         </w:rPr>
-        <w:t> </w:t>
+        <w:t xml:space="preserve"> </w:t>
       </w:r>
       <w:r>
         <w:rPr>
@@ -525,7 +488,7 @@
           <w:spacing w:val="5"/>
           <w:sz w:val="21"/>
         </w:rPr>
-        <w:t> </w:t>
+        <w:t xml:space="preserve"> </w:t>
       </w:r>
       <w:r>
         <w:rPr>
@@ -538,7 +501,7 @@
           <w:spacing w:val="3"/>
           <w:sz w:val="21"/>
         </w:rPr>
-        <w:t> </w:t>
+        <w:t xml:space="preserve"> </w:t>
       </w:r>
       <w:r>
         <w:rPr>
@@ -551,7 +514,7 @@
           <w:spacing w:val="4"/>
           <w:sz w:val="21"/>
         </w:rPr>
-        <w:t> </w:t>
+        <w:t xml:space="preserve"> </w:t>
       </w:r>
       <w:r>
         <w:rPr>
@@ -564,7 +527,7 @@
           <w:spacing w:val="1"/>
           <w:sz w:val="21"/>
         </w:rPr>
-        <w:t> </w:t>
+        <w:t xml:space="preserve"> </w:t>
       </w:r>
       <w:r>
         <w:rPr>
@@ -577,7 +540,7 @@
           <w:spacing w:val="-1"/>
           <w:sz w:val="21"/>
         </w:rPr>
-        <w:t> </w:t>
+        <w:t xml:space="preserve"> </w:t>
       </w:r>
       <w:r>
         <w:rPr>
@@ -590,7 +553,7 @@
           <w:spacing w:val="5"/>
           <w:sz w:val="21"/>
         </w:rPr>
-        <w:t> </w:t>
+        <w:t xml:space="preserve"> </w:t>
       </w:r>
       <w:r>
         <w:rPr>
@@ -603,7 +566,7 @@
           <w:spacing w:val="6"/>
           <w:sz w:val="21"/>
         </w:rPr>
-        <w:t> </w:t>
+        <w:t xml:space="preserve"> </w:t>
       </w:r>
       <w:r>
         <w:rPr>
@@ -616,7 +579,7 @@
           <w:spacing w:val="4"/>
           <w:sz w:val="21"/>
         </w:rPr>
-        <w:t> </w:t>
+        <w:t xml:space="preserve"> </w:t>
       </w:r>
       <w:r>
         <w:rPr>
@@ -628,7 +591,7 @@
     </w:p>
     <w:p>
       <w:pPr>
-        <w:pStyle w:val="BodyText"/>
+        <w:pStyle w:val="7"/>
         <w:spacing w:before="6"/>
         <w:rPr>
           <w:sz w:val="21"/>
@@ -637,57 +600,53 @@
     </w:p>
     <w:p>
       <w:pPr>
-        <w:pStyle w:val="Heading3"/>
+        <w:pStyle w:val="4"/>
         <w:numPr>
           <w:ilvl w:val="0"/>
           <w:numId w:val="1"/>
         </w:numPr>
         <w:tabs>
-          <w:tab w:pos="282" w:val="left" w:leader="none"/>
+          <w:tab w:val="left" w:pos="282"/>
         </w:tabs>
-        <w:spacing w:line="240" w:lineRule="auto" w:before="0" w:after="0"/>
+        <w:spacing w:before="0" w:after="0" w:line="240" w:lineRule="auto"/>
         <w:ind w:left="282" w:right="0" w:hanging="233"/>
         <w:jc w:val="left"/>
       </w:pPr>
       <w:r>
-        <w:rPr/>
         <w:t>Is</w:t>
       </w:r>
       <w:r>
         <w:rPr>
           <w:spacing w:val="3"/>
         </w:rPr>
-        <w:t> </w:t>
-      </w:r>
-      <w:r>
-        <w:rPr/>
+        <w:t xml:space="preserve"> </w:t>
+      </w:r>
+      <w:r>
         <w:t>file</w:t>
       </w:r>
       <w:r>
         <w:rPr>
           <w:spacing w:val="4"/>
         </w:rPr>
-        <w:t> </w:t>
-      </w:r>
-      <w:r>
-        <w:rPr/>
+        <w:t xml:space="preserve"> </w:t>
+      </w:r>
+      <w:r>
         <w:t>writing</w:t>
       </w:r>
       <w:r>
         <w:rPr>
           <w:spacing w:val="6"/>
         </w:rPr>
-        <w:t> </w:t>
-      </w:r>
-      <w:r>
-        <w:rPr/>
+        <w:t xml:space="preserve"> </w:t>
+      </w:r>
+      <w:r>
         <w:t>handled</w:t>
       </w:r>
       <w:r>
         <w:rPr>
           <w:spacing w:val="8"/>
         </w:rPr>
-        <w:t> </w:t>
+        <w:t xml:space="preserve"> </w:t>
       </w:r>
       <w:r>
         <w:rPr>
@@ -718,7 +677,7 @@
           <w:spacing w:val="4"/>
           <w:sz w:val="23"/>
         </w:rPr>
-        <w:t> </w:t>
+        <w:t xml:space="preserve"> </w:t>
       </w:r>
       <w:r>
         <w:rPr>
@@ -731,7 +690,7 @@
           <w:spacing w:val="4"/>
           <w:sz w:val="21"/>
         </w:rPr>
-        <w:t> </w:t>
+        <w:t xml:space="preserve"> </w:t>
       </w:r>
       <w:r>
         <w:rPr>
@@ -744,7 +703,7 @@
           <w:spacing w:val="3"/>
           <w:sz w:val="21"/>
         </w:rPr>
-        <w:t> </w:t>
+        <w:t xml:space="preserve"> </w:t>
       </w:r>
       <w:r>
         <w:rPr>
@@ -757,7 +716,7 @@
           <w:spacing w:val="2"/>
           <w:sz w:val="21"/>
         </w:rPr>
-        <w:t> </w:t>
+        <w:t xml:space="preserve"> </w:t>
       </w:r>
       <w:r>
         <w:rPr>
@@ -770,7 +729,7 @@
           <w:spacing w:val="2"/>
           <w:sz w:val="21"/>
         </w:rPr>
-        <w:t> </w:t>
+        <w:t xml:space="preserve"> </w:t>
       </w:r>
       <w:r>
         <w:rPr>
@@ -783,7 +742,7 @@
           <w:spacing w:val="4"/>
           <w:sz w:val="21"/>
         </w:rPr>
-        <w:t> </w:t>
+        <w:t xml:space="preserve"> </w:t>
       </w:r>
       <w:r>
         <w:rPr>
@@ -796,7 +755,7 @@
           <w:spacing w:val="5"/>
           <w:sz w:val="21"/>
         </w:rPr>
-        <w:t> </w:t>
+        <w:t xml:space="preserve"> </w:t>
       </w:r>
       <w:r>
         <w:rPr>
@@ -809,7 +768,7 @@
           <w:spacing w:val="4"/>
           <w:sz w:val="21"/>
         </w:rPr>
-        <w:t> </w:t>
+        <w:t xml:space="preserve"> </w:t>
       </w:r>
       <w:r>
         <w:rPr>
@@ -822,7 +781,7 @@
           <w:spacing w:val="3"/>
           <w:sz w:val="21"/>
         </w:rPr>
-        <w:t> </w:t>
+        <w:t xml:space="preserve"> </w:t>
       </w:r>
       <w:r>
         <w:rPr>
@@ -834,7 +793,7 @@
     </w:p>
     <w:p>
       <w:pPr>
-        <w:pStyle w:val="BodyText"/>
+        <w:pStyle w:val="7"/>
         <w:spacing w:before="9"/>
         <w:rPr>
           <w:sz w:val="21"/>
@@ -843,77 +802,71 @@
     </w:p>
     <w:p>
       <w:pPr>
-        <w:pStyle w:val="Heading3"/>
+        <w:pStyle w:val="4"/>
         <w:numPr>
           <w:ilvl w:val="0"/>
           <w:numId w:val="1"/>
         </w:numPr>
         <w:tabs>
-          <w:tab w:pos="282" w:val="left" w:leader="none"/>
+          <w:tab w:val="left" w:pos="282"/>
         </w:tabs>
-        <w:spacing w:line="240" w:lineRule="auto" w:before="0" w:after="0"/>
+        <w:spacing w:before="0" w:after="0" w:line="240" w:lineRule="auto"/>
         <w:ind w:left="282" w:right="0" w:hanging="233"/>
         <w:jc w:val="left"/>
       </w:pPr>
       <w:r>
-        <w:rPr/>
         <w:t>Are</w:t>
       </w:r>
       <w:r>
         <w:rPr>
           <w:spacing w:val="5"/>
         </w:rPr>
-        <w:t> </w:t>
-      </w:r>
-      <w:r>
-        <w:rPr/>
+        <w:t xml:space="preserve"> </w:t>
+      </w:r>
+      <w:r>
         <w:t>success</w:t>
       </w:r>
       <w:r>
         <w:rPr>
           <w:spacing w:val="11"/>
         </w:rPr>
-        <w:t> </w:t>
-      </w:r>
-      <w:r>
-        <w:rPr/>
+        <w:t xml:space="preserve"> </w:t>
+      </w:r>
+      <w:r>
         <w:t>and</w:t>
       </w:r>
       <w:r>
         <w:rPr>
           <w:spacing w:val="6"/>
         </w:rPr>
-        <w:t> </w:t>
-      </w:r>
-      <w:r>
-        <w:rPr/>
+        <w:t xml:space="preserve"> </w:t>
+      </w:r>
+      <w:r>
         <w:t>error</w:t>
       </w:r>
       <w:r>
         <w:rPr>
           <w:spacing w:val="9"/>
         </w:rPr>
-        <w:t> </w:t>
-      </w:r>
-      <w:r>
-        <w:rPr/>
+        <w:t xml:space="preserve"> </w:t>
+      </w:r>
+      <w:r>
         <w:t>responses</w:t>
       </w:r>
       <w:r>
         <w:rPr>
           <w:spacing w:val="7"/>
         </w:rPr>
-        <w:t> </w:t>
-      </w:r>
-      <w:r>
-        <w:rPr/>
+        <w:t xml:space="preserve"> </w:t>
+      </w:r>
+      <w:r>
         <w:t>displayed</w:t>
       </w:r>
       <w:r>
         <w:rPr>
           <w:spacing w:val="8"/>
         </w:rPr>
-        <w:t> </w:t>
+        <w:t xml:space="preserve"> </w:t>
       </w:r>
       <w:r>
         <w:rPr>
@@ -924,7 +877,7 @@
     </w:p>
     <w:p>
       <w:pPr>
-        <w:pStyle w:val="BodyText"/>
+        <w:pStyle w:val="7"/>
         <w:spacing w:before="53"/>
         <w:rPr>
           <w:rFonts w:ascii="Times New Roman"/>
@@ -959,7 +912,7 @@
           <w:spacing w:val="6"/>
           <w:sz w:val="21"/>
         </w:rPr>
-        <w:t> </w:t>
+        <w:t xml:space="preserve"> </w:t>
       </w:r>
       <w:r>
         <w:rPr>
@@ -972,7 +925,7 @@
           <w:spacing w:val="4"/>
           <w:sz w:val="21"/>
         </w:rPr>
-        <w:t> </w:t>
+        <w:t xml:space="preserve"> </w:t>
       </w:r>
       <w:r>
         <w:rPr>
@@ -985,7 +938,7 @@
           <w:spacing w:val="5"/>
           <w:sz w:val="21"/>
         </w:rPr>
-        <w:t> </w:t>
+        <w:t xml:space="preserve"> </w:t>
       </w:r>
       <w:r>
         <w:rPr>
@@ -998,7 +951,7 @@
           <w:spacing w:val="3"/>
           <w:sz w:val="21"/>
         </w:rPr>
-        <w:t> </w:t>
+        <w:t xml:space="preserve"> </w:t>
       </w:r>
       <w:r>
         <w:rPr>
@@ -1011,7 +964,7 @@
           <w:spacing w:val="4"/>
           <w:sz w:val="21"/>
         </w:rPr>
-        <w:t> </w:t>
+        <w:t xml:space="preserve"> </w:t>
       </w:r>
       <w:r>
         <w:rPr>
@@ -1024,7 +977,7 @@
           <w:spacing w:val="5"/>
           <w:sz w:val="21"/>
         </w:rPr>
-        <w:t> </w:t>
+        <w:t xml:space="preserve"> </w:t>
       </w:r>
       <w:r>
         <w:rPr>
@@ -1037,7 +990,7 @@
           <w:spacing w:val="3"/>
           <w:sz w:val="21"/>
         </w:rPr>
-        <w:t> </w:t>
+        <w:t xml:space="preserve"> </w:t>
       </w:r>
       <w:r>
         <w:rPr>
@@ -1050,7 +1003,7 @@
           <w:spacing w:val="7"/>
           <w:sz w:val="21"/>
         </w:rPr>
-        <w:t> </w:t>
+        <w:t xml:space="preserve"> </w:t>
       </w:r>
       <w:r>
         <w:rPr>
@@ -1063,7 +1016,7 @@
           <w:spacing w:val="5"/>
           <w:sz w:val="21"/>
         </w:rPr>
-        <w:t> </w:t>
+        <w:t xml:space="preserve"> </w:t>
       </w:r>
       <w:r>
         <w:rPr>
@@ -1075,159 +1028,159 @@
     </w:p>
     <w:p>
       <w:pPr>
-        <w:pStyle w:val="BodyText"/>
-        <w:rPr>
-          <w:sz w:val="21"/>
-        </w:rPr>
-      </w:pPr>
-    </w:p>
-    <w:p>
-      <w:pPr>
-        <w:pStyle w:val="BodyText"/>
-        <w:rPr>
-          <w:sz w:val="21"/>
-        </w:rPr>
-      </w:pPr>
-    </w:p>
-    <w:p>
-      <w:pPr>
-        <w:pStyle w:val="BodyText"/>
-        <w:rPr>
-          <w:sz w:val="21"/>
-        </w:rPr>
-      </w:pPr>
-    </w:p>
-    <w:p>
-      <w:pPr>
-        <w:pStyle w:val="BodyText"/>
-        <w:rPr>
-          <w:sz w:val="21"/>
-        </w:rPr>
-      </w:pPr>
-    </w:p>
-    <w:p>
-      <w:pPr>
-        <w:pStyle w:val="BodyText"/>
-        <w:rPr>
-          <w:sz w:val="21"/>
-        </w:rPr>
-      </w:pPr>
-    </w:p>
-    <w:p>
-      <w:pPr>
-        <w:pStyle w:val="BodyText"/>
-        <w:rPr>
-          <w:sz w:val="21"/>
-        </w:rPr>
-      </w:pPr>
-    </w:p>
-    <w:p>
-      <w:pPr>
-        <w:pStyle w:val="BodyText"/>
-        <w:rPr>
-          <w:sz w:val="21"/>
-        </w:rPr>
-      </w:pPr>
-    </w:p>
-    <w:p>
-      <w:pPr>
-        <w:pStyle w:val="BodyText"/>
-        <w:rPr>
-          <w:sz w:val="21"/>
-        </w:rPr>
-      </w:pPr>
-    </w:p>
-    <w:p>
-      <w:pPr>
-        <w:pStyle w:val="BodyText"/>
-        <w:rPr>
-          <w:sz w:val="21"/>
-        </w:rPr>
-      </w:pPr>
-    </w:p>
-    <w:p>
-      <w:pPr>
-        <w:pStyle w:val="BodyText"/>
-        <w:rPr>
-          <w:sz w:val="21"/>
-        </w:rPr>
-      </w:pPr>
-    </w:p>
-    <w:p>
-      <w:pPr>
-        <w:pStyle w:val="BodyText"/>
-        <w:rPr>
-          <w:sz w:val="21"/>
-        </w:rPr>
-      </w:pPr>
-    </w:p>
-    <w:p>
-      <w:pPr>
-        <w:pStyle w:val="BodyText"/>
-        <w:rPr>
-          <w:sz w:val="21"/>
-        </w:rPr>
-      </w:pPr>
-    </w:p>
-    <w:p>
-      <w:pPr>
-        <w:pStyle w:val="BodyText"/>
-        <w:rPr>
-          <w:sz w:val="21"/>
-        </w:rPr>
-      </w:pPr>
-    </w:p>
-    <w:p>
-      <w:pPr>
-        <w:pStyle w:val="BodyText"/>
-        <w:rPr>
-          <w:sz w:val="21"/>
-        </w:rPr>
-      </w:pPr>
-    </w:p>
-    <w:p>
-      <w:pPr>
-        <w:pStyle w:val="BodyText"/>
-        <w:rPr>
-          <w:sz w:val="21"/>
-        </w:rPr>
-      </w:pPr>
-    </w:p>
-    <w:p>
-      <w:pPr>
-        <w:pStyle w:val="BodyText"/>
-        <w:rPr>
-          <w:sz w:val="21"/>
-        </w:rPr>
-      </w:pPr>
-    </w:p>
-    <w:p>
-      <w:pPr>
-        <w:pStyle w:val="BodyText"/>
-        <w:rPr>
-          <w:sz w:val="21"/>
-        </w:rPr>
-      </w:pPr>
-    </w:p>
-    <w:p>
-      <w:pPr>
-        <w:pStyle w:val="BodyText"/>
-        <w:rPr>
-          <w:sz w:val="21"/>
-        </w:rPr>
-      </w:pPr>
-    </w:p>
-    <w:p>
-      <w:pPr>
-        <w:pStyle w:val="BodyText"/>
-        <w:rPr>
-          <w:sz w:val="21"/>
-        </w:rPr>
-      </w:pPr>
-    </w:p>
-    <w:p>
-      <w:pPr>
-        <w:pStyle w:val="BodyText"/>
+        <w:pStyle w:val="7"/>
+        <w:rPr>
+          <w:sz w:val="21"/>
+        </w:rPr>
+      </w:pPr>
+    </w:p>
+    <w:p>
+      <w:pPr>
+        <w:pStyle w:val="7"/>
+        <w:rPr>
+          <w:sz w:val="21"/>
+        </w:rPr>
+      </w:pPr>
+    </w:p>
+    <w:p>
+      <w:pPr>
+        <w:pStyle w:val="7"/>
+        <w:rPr>
+          <w:sz w:val="21"/>
+        </w:rPr>
+      </w:pPr>
+    </w:p>
+    <w:p>
+      <w:pPr>
+        <w:pStyle w:val="7"/>
+        <w:rPr>
+          <w:sz w:val="21"/>
+        </w:rPr>
+      </w:pPr>
+    </w:p>
+    <w:p>
+      <w:pPr>
+        <w:pStyle w:val="7"/>
+        <w:rPr>
+          <w:sz w:val="21"/>
+        </w:rPr>
+      </w:pPr>
+    </w:p>
+    <w:p>
+      <w:pPr>
+        <w:pStyle w:val="7"/>
+        <w:rPr>
+          <w:sz w:val="21"/>
+        </w:rPr>
+      </w:pPr>
+    </w:p>
+    <w:p>
+      <w:pPr>
+        <w:pStyle w:val="7"/>
+        <w:rPr>
+          <w:sz w:val="21"/>
+        </w:rPr>
+      </w:pPr>
+    </w:p>
+    <w:p>
+      <w:pPr>
+        <w:pStyle w:val="7"/>
+        <w:rPr>
+          <w:sz w:val="21"/>
+        </w:rPr>
+      </w:pPr>
+    </w:p>
+    <w:p>
+      <w:pPr>
+        <w:pStyle w:val="7"/>
+        <w:rPr>
+          <w:sz w:val="21"/>
+        </w:rPr>
+      </w:pPr>
+    </w:p>
+    <w:p>
+      <w:pPr>
+        <w:pStyle w:val="7"/>
+        <w:rPr>
+          <w:sz w:val="21"/>
+        </w:rPr>
+      </w:pPr>
+    </w:p>
+    <w:p>
+      <w:pPr>
+        <w:pStyle w:val="7"/>
+        <w:rPr>
+          <w:sz w:val="21"/>
+        </w:rPr>
+      </w:pPr>
+    </w:p>
+    <w:p>
+      <w:pPr>
+        <w:pStyle w:val="7"/>
+        <w:rPr>
+          <w:sz w:val="21"/>
+        </w:rPr>
+      </w:pPr>
+    </w:p>
+    <w:p>
+      <w:pPr>
+        <w:pStyle w:val="7"/>
+        <w:rPr>
+          <w:sz w:val="21"/>
+        </w:rPr>
+      </w:pPr>
+    </w:p>
+    <w:p>
+      <w:pPr>
+        <w:pStyle w:val="7"/>
+        <w:rPr>
+          <w:sz w:val="21"/>
+        </w:rPr>
+      </w:pPr>
+    </w:p>
+    <w:p>
+      <w:pPr>
+        <w:pStyle w:val="7"/>
+        <w:rPr>
+          <w:sz w:val="21"/>
+        </w:rPr>
+      </w:pPr>
+    </w:p>
+    <w:p>
+      <w:pPr>
+        <w:pStyle w:val="7"/>
+        <w:rPr>
+          <w:sz w:val="21"/>
+        </w:rPr>
+      </w:pPr>
+    </w:p>
+    <w:p>
+      <w:pPr>
+        <w:pStyle w:val="7"/>
+        <w:rPr>
+          <w:sz w:val="21"/>
+        </w:rPr>
+      </w:pPr>
+    </w:p>
+    <w:p>
+      <w:pPr>
+        <w:pStyle w:val="7"/>
+        <w:rPr>
+          <w:sz w:val="21"/>
+        </w:rPr>
+      </w:pPr>
+    </w:p>
+    <w:p>
+      <w:pPr>
+        <w:pStyle w:val="7"/>
+        <w:rPr>
+          <w:sz w:val="21"/>
+        </w:rPr>
+      </w:pPr>
+    </w:p>
+    <w:p>
+      <w:pPr>
+        <w:pStyle w:val="7"/>
         <w:spacing w:before="72"/>
         <w:rPr>
           <w:sz w:val="21"/>
@@ -1236,7 +1189,7 @@
     </w:p>
     <w:p>
       <w:pPr>
-        <w:pStyle w:val="Heading2"/>
+        <w:pStyle w:val="3"/>
       </w:pPr>
       <w:r>
         <w:rPr>
@@ -1247,34 +1200,22 @@
     </w:p>
     <w:p>
       <w:pPr>
-        <w:pStyle w:val="Heading2"/>
+        <w:pStyle w:val="3"/>
         <w:spacing w:after="0"/>
         <w:sectPr>
-          <w:headerReference w:type="default" r:id="rId5"/>
-          <w:footerReference w:type="default" r:id="rId6"/>
+          <w:headerReference r:id="rId5" w:type="default"/>
+          <w:footerReference r:id="rId6" w:type="default"/>
           <w:type w:val="continuous"/>
           <w:pgSz w:w="11910" w:h="16840"/>
-          <w:pgMar w:header="1423" w:footer="1745" w:top="2000" w:bottom="1940" w:left="1700" w:right="1700"/>
+          <w:pgMar w:top="2000" w:right="1700" w:bottom="1940" w:left="1700" w:header="1423" w:footer="1745" w:gutter="0"/>
           <w:pgNumType w:start="1"/>
+          <w:cols w:space="720" w:num="1"/>
         </w:sectPr>
       </w:pPr>
     </w:p>
     <w:p>
       <w:pPr>
-        <w:pStyle w:val="Heading3"/>
-        <w:spacing w:before="107"/>
-        <w:ind w:left="49" w:firstLine="0"/>
-      </w:pPr>
-      <w:r>
-        <w:rPr>
-          <w:spacing w:val="-2"/>
-        </w:rPr>
-        <w:t>Process.php:</w:t>
-      </w:r>
-    </w:p>
-    <w:p>
-      <w:pPr>
-        <w:pStyle w:val="BodyText"/>
+        <w:pStyle w:val="7"/>
         <w:spacing w:before="5"/>
         <w:rPr>
           <w:rFonts w:ascii="Times New Roman"/>
@@ -1283,36 +1224,25 @@
         </w:rPr>
       </w:pPr>
       <w:r>
-        <w:rPr>
-          <w:rFonts w:ascii="Times New Roman"/>
-          <w:b/>
-          <w:sz w:val="18"/>
-        </w:rPr>
         <w:drawing>
-          <wp:anchor distT="0" distB="0" distL="0" distR="0" allowOverlap="1" layoutInCell="1" locked="0" behindDoc="1" simplePos="0" relativeHeight="487587840">
-            <wp:simplePos x="0" y="0"/>
-            <wp:positionH relativeFrom="page">
-              <wp:posOffset>1110996</wp:posOffset>
-            </wp:positionH>
-            <wp:positionV relativeFrom="paragraph">
-              <wp:posOffset>150059</wp:posOffset>
-            </wp:positionV>
-            <wp:extent cx="5283466" cy="6670357"/>
-            <wp:effectExtent l="0" t="0" r="0" b="0"/>
-            <wp:wrapTopAndBottom/>
-            <wp:docPr id="4" name="Image 4"/>
+          <wp:inline distT="0" distB="0" distL="114300" distR="114300">
+            <wp:extent cx="5398135" cy="5345430"/>
+            <wp:effectExtent l="0" t="0" r="12065" b="3810"/>
+            <wp:docPr id="7" name="Picture 1"/>
             <wp:cNvGraphicFramePr>
-              <a:graphicFrameLocks/>
+              <a:graphicFrameLocks xmlns:a="http://schemas.openxmlformats.org/drawingml/2006/main" noChangeAspect="1"/>
             </wp:cNvGraphicFramePr>
-            <a:graphic>
+            <a:graphic xmlns:a="http://schemas.openxmlformats.org/drawingml/2006/main">
               <a:graphicData uri="http://schemas.openxmlformats.org/drawingml/2006/picture">
-                <pic:pic>
+                <pic:pic xmlns:pic="http://schemas.openxmlformats.org/drawingml/2006/picture">
                   <pic:nvPicPr>
-                    <pic:cNvPr id="4" name="Image 4"/>
-                    <pic:cNvPicPr/>
+                    <pic:cNvPr id="7" name="Picture 1"/>
+                    <pic:cNvPicPr>
+                      <a:picLocks noChangeAspect="1"/>
+                    </pic:cNvPicPr>
                   </pic:nvPicPr>
                   <pic:blipFill>
-                    <a:blip r:embed="rId7" cstate="print"/>
+                    <a:blip r:embed="rId8"/>
                     <a:stretch>
                       <a:fillRect/>
                     </a:stretch>
@@ -1320,22 +1250,26 @@
                   <pic:spPr>
                     <a:xfrm>
                       <a:off x="0" y="0"/>
-                      <a:ext cx="5283466" cy="6670357"/>
+                      <a:ext cx="5398135" cy="5345430"/>
                     </a:xfrm>
                     <a:prstGeom prst="rect">
                       <a:avLst/>
                     </a:prstGeom>
+                    <a:noFill/>
+                    <a:ln>
+                      <a:noFill/>
+                    </a:ln>
                   </pic:spPr>
                 </pic:pic>
               </a:graphicData>
             </a:graphic>
-          </wp:anchor>
+          </wp:inline>
         </w:drawing>
       </w:r>
     </w:p>
     <w:p>
       <w:pPr>
-        <w:pStyle w:val="BodyText"/>
+        <w:pStyle w:val="7"/>
         <w:spacing w:after="0"/>
         <w:rPr>
           <w:rFonts w:ascii="Times New Roman"/>
@@ -1344,43 +1278,39 @@
         </w:rPr>
         <w:sectPr>
           <w:pgSz w:w="11910" w:h="16840"/>
-          <w:pgMar w:header="1423" w:footer="1745" w:top="2000" w:bottom="1940" w:left="1700" w:right="1700"/>
+          <w:pgMar w:top="2000" w:right="1700" w:bottom="1940" w:left="1700" w:header="1423" w:footer="1745" w:gutter="0"/>
+          <w:cols w:space="720" w:num="1"/>
         </w:sectPr>
       </w:pPr>
     </w:p>
     <w:p>
       <w:pPr>
-        <w:pStyle w:val="Heading3"/>
-        <w:spacing w:before="107"/>
-        <w:ind w:left="49" w:firstLine="0"/>
-      </w:pPr>
-      <w:r>
-        <w:rPr/>
+        <w:pStyle w:val="7"/>
+        <w:rPr>
+          <w:rFonts w:ascii="Times New Roman"/>
+          <w:b/>
+        </w:rPr>
+      </w:pPr>
+      <w:r>
         <w:drawing>
-          <wp:anchor distT="0" distB="0" distL="0" distR="0" allowOverlap="1" layoutInCell="1" locked="0" behindDoc="1" simplePos="0" relativeHeight="487588352">
-            <wp:simplePos x="0" y="0"/>
-            <wp:positionH relativeFrom="page">
-              <wp:posOffset>1110996</wp:posOffset>
-            </wp:positionH>
-            <wp:positionV relativeFrom="paragraph">
-              <wp:posOffset>262503</wp:posOffset>
-            </wp:positionV>
-            <wp:extent cx="5346854" cy="5738050"/>
-            <wp:effectExtent l="0" t="0" r="0" b="0"/>
-            <wp:wrapTopAndBottom/>
-            <wp:docPr id="5" name="Image 5"/>
+          <wp:inline distT="0" distB="0" distL="114300" distR="114300">
+            <wp:extent cx="5400675" cy="4403090"/>
+            <wp:effectExtent l="0" t="0" r="9525" b="1270"/>
+            <wp:docPr id="8" name="Picture 2"/>
             <wp:cNvGraphicFramePr>
-              <a:graphicFrameLocks/>
+              <a:graphicFrameLocks xmlns:a="http://schemas.openxmlformats.org/drawingml/2006/main" noChangeAspect="1"/>
             </wp:cNvGraphicFramePr>
-            <a:graphic>
+            <a:graphic xmlns:a="http://schemas.openxmlformats.org/drawingml/2006/main">
               <a:graphicData uri="http://schemas.openxmlformats.org/drawingml/2006/picture">
-                <pic:pic>
+                <pic:pic xmlns:pic="http://schemas.openxmlformats.org/drawingml/2006/picture">
                   <pic:nvPicPr>
-                    <pic:cNvPr id="5" name="Image 5"/>
-                    <pic:cNvPicPr/>
+                    <pic:cNvPr id="8" name="Picture 2"/>
+                    <pic:cNvPicPr>
+                      <a:picLocks noChangeAspect="1"/>
+                    </pic:cNvPicPr>
                   </pic:nvPicPr>
                   <pic:blipFill>
-                    <a:blip r:embed="rId8" cstate="print"/>
+                    <a:blip r:embed="rId9"/>
                     <a:stretch>
                       <a:fillRect/>
                     </a:stretch>
@@ -1388,75 +1318,52 @@
                   <pic:spPr>
                     <a:xfrm>
                       <a:off x="0" y="0"/>
-                      <a:ext cx="5346854" cy="5738050"/>
+                      <a:ext cx="5400675" cy="4403090"/>
                     </a:xfrm>
                     <a:prstGeom prst="rect">
                       <a:avLst/>
                     </a:prstGeom>
+                    <a:noFill/>
+                    <a:ln>
+                      <a:noFill/>
+                    </a:ln>
                   </pic:spPr>
                 </pic:pic>
               </a:graphicData>
             </a:graphic>
-          </wp:anchor>
+          </wp:inline>
         </w:drawing>
       </w:r>
-      <w:r>
-        <w:rPr>
-          <w:spacing w:val="-2"/>
-        </w:rPr>
-        <w:t>View.php:</w:t>
-      </w:r>
-    </w:p>
-    <w:p>
-      <w:pPr>
-        <w:pStyle w:val="BodyText"/>
+    </w:p>
+    <w:p>
+      <w:pPr>
+        <w:pStyle w:val="7"/>
+        <w:spacing w:before="207"/>
         <w:rPr>
           <w:rFonts w:ascii="Times New Roman"/>
           <w:b/>
         </w:rPr>
       </w:pPr>
-    </w:p>
-    <w:p>
-      <w:pPr>
-        <w:pStyle w:val="BodyText"/>
-        <w:spacing w:before="207"/>
-        <w:rPr>
-          <w:rFonts w:ascii="Times New Roman"/>
-          <w:b/>
-        </w:rPr>
-      </w:pPr>
-    </w:p>
-    <w:p>
-      <w:pPr>
-        <w:pStyle w:val="Heading2"/>
-      </w:pPr>
-      <w:r>
-        <w:rPr/>
+      <w:r>
         <w:drawing>
-          <wp:anchor distT="0" distB="0" distL="0" distR="0" allowOverlap="1" layoutInCell="1" locked="0" behindDoc="1" simplePos="0" relativeHeight="487588864">
-            <wp:simplePos x="0" y="0"/>
-            <wp:positionH relativeFrom="page">
-              <wp:posOffset>1110996</wp:posOffset>
-            </wp:positionH>
-            <wp:positionV relativeFrom="paragraph">
-              <wp:posOffset>221040</wp:posOffset>
-            </wp:positionV>
-            <wp:extent cx="5325949" cy="1071276"/>
-            <wp:effectExtent l="0" t="0" r="0" b="0"/>
-            <wp:wrapTopAndBottom/>
-            <wp:docPr id="6" name="Image 6"/>
+          <wp:inline distT="0" distB="0" distL="114300" distR="114300">
+            <wp:extent cx="5398770" cy="5677535"/>
+            <wp:effectExtent l="0" t="0" r="11430" b="6985"/>
+            <wp:docPr id="9" name="Picture 3"/>
             <wp:cNvGraphicFramePr>
-              <a:graphicFrameLocks/>
+              <a:graphicFrameLocks xmlns:a="http://schemas.openxmlformats.org/drawingml/2006/main" noChangeAspect="1"/>
             </wp:cNvGraphicFramePr>
-            <a:graphic>
+            <a:graphic xmlns:a="http://schemas.openxmlformats.org/drawingml/2006/main">
               <a:graphicData uri="http://schemas.openxmlformats.org/drawingml/2006/picture">
-                <pic:pic>
+                <pic:pic xmlns:pic="http://schemas.openxmlformats.org/drawingml/2006/picture">
                   <pic:nvPicPr>
-                    <pic:cNvPr id="6" name="Image 6"/>
-                    <pic:cNvPicPr/>
+                    <pic:cNvPr id="9" name="Picture 3"/>
+                    <pic:cNvPicPr>
+                      <a:picLocks noChangeAspect="1"/>
+                    </pic:cNvPicPr>
                   </pic:nvPicPr>
                   <pic:blipFill>
-                    <a:blip r:embed="rId9" cstate="print"/>
+                    <a:blip r:embed="rId10"/>
                     <a:stretch>
                       <a:fillRect/>
                     </a:stretch>
@@ -1464,27 +1371,101 @@
                   <pic:spPr>
                     <a:xfrm>
                       <a:off x="0" y="0"/>
-                      <a:ext cx="5325949" cy="1071276"/>
+                      <a:ext cx="5398770" cy="5677535"/>
                     </a:xfrm>
                     <a:prstGeom prst="rect">
                       <a:avLst/>
                     </a:prstGeom>
+                    <a:noFill/>
+                    <a:ln>
+                      <a:noFill/>
+                    </a:ln>
                   </pic:spPr>
                 </pic:pic>
               </a:graphicData>
             </a:graphic>
-          </wp:anchor>
+          </wp:inline>
         </w:drawing>
       </w:r>
-      <w:r>
-        <w:rPr/>
+    </w:p>
+    <w:p>
+      <w:pPr>
+        <w:pStyle w:val="3"/>
+      </w:pPr>
+    </w:p>
+    <w:p>
+      <w:pPr>
+        <w:pStyle w:val="3"/>
+      </w:pPr>
+    </w:p>
+    <w:p>
+      <w:pPr>
+        <w:pStyle w:val="3"/>
+      </w:pPr>
+    </w:p>
+    <w:p>
+      <w:pPr>
+        <w:pStyle w:val="3"/>
+      </w:pPr>
+    </w:p>
+    <w:p>
+      <w:pPr>
+        <w:pStyle w:val="3"/>
+      </w:pPr>
+    </w:p>
+    <w:p>
+      <w:pPr>
+        <w:pStyle w:val="3"/>
+      </w:pPr>
+    </w:p>
+    <w:p>
+      <w:pPr>
+        <w:pStyle w:val="3"/>
+        <w:rPr>
+          <w:rFonts w:hint="default"/>
+          <w:lang w:val="en-US"/>
+        </w:rPr>
+      </w:pPr>
+      <w:bookmarkStart w:id="0" w:name="_GoBack"/>
+      <w:bookmarkEnd w:id="0"/>
+    </w:p>
+    <w:p>
+      <w:pPr>
+        <w:pStyle w:val="3"/>
+      </w:pPr>
+    </w:p>
+    <w:p>
+      <w:pPr>
+        <w:pStyle w:val="3"/>
+      </w:pPr>
+    </w:p>
+    <w:p>
+      <w:pPr>
+        <w:pStyle w:val="3"/>
+      </w:pPr>
+    </w:p>
+    <w:p>
+      <w:pPr>
+        <w:pStyle w:val="3"/>
+      </w:pPr>
+    </w:p>
+    <w:p>
+      <w:pPr>
+        <w:pStyle w:val="3"/>
+      </w:pPr>
+    </w:p>
+    <w:p>
+      <w:pPr>
+        <w:pStyle w:val="3"/>
+      </w:pPr>
+      <w:r>
         <w:t>Implementation/</w:t>
       </w:r>
       <w:r>
         <w:rPr>
           <w:spacing w:val="-11"/>
         </w:rPr>
-        <w:t> </w:t>
+        <w:t xml:space="preserve"> </w:t>
       </w:r>
       <w:r>
         <w:rPr>
@@ -1495,13 +1476,130 @@
     </w:p>
     <w:p>
       <w:pPr>
-        <w:pStyle w:val="Heading2"/>
+        <w:pStyle w:val="3"/>
+        <w:spacing w:after="0"/>
+      </w:pPr>
+    </w:p>
+    <w:p>
+      <w:pPr>
+        <w:pStyle w:val="3"/>
+        <w:spacing w:after="0"/>
+      </w:pPr>
+    </w:p>
+    <w:p>
+      <w:pPr>
+        <w:pStyle w:val="3"/>
+        <w:spacing w:after="0"/>
+      </w:pPr>
+    </w:p>
+    <w:p>
+      <w:pPr>
+        <w:pStyle w:val="3"/>
+        <w:spacing w:after="0"/>
+      </w:pPr>
+      <w:r>
+        <w:drawing>
+          <wp:inline distT="0" distB="0" distL="114300" distR="114300">
+            <wp:extent cx="4783455" cy="4018915"/>
+            <wp:effectExtent l="0" t="0" r="1905" b="4445"/>
+            <wp:docPr id="10" name="Picture 4"/>
+            <wp:cNvGraphicFramePr>
+              <a:graphicFrameLocks xmlns:a="http://schemas.openxmlformats.org/drawingml/2006/main" noChangeAspect="1"/>
+            </wp:cNvGraphicFramePr>
+            <a:graphic xmlns:a="http://schemas.openxmlformats.org/drawingml/2006/main">
+              <a:graphicData uri="http://schemas.openxmlformats.org/drawingml/2006/picture">
+                <pic:pic xmlns:pic="http://schemas.openxmlformats.org/drawingml/2006/picture">
+                  <pic:nvPicPr>
+                    <pic:cNvPr id="10" name="Picture 4"/>
+                    <pic:cNvPicPr>
+                      <a:picLocks noChangeAspect="1"/>
+                    </pic:cNvPicPr>
+                  </pic:nvPicPr>
+                  <pic:blipFill>
+                    <a:blip r:embed="rId11"/>
+                    <a:stretch>
+                      <a:fillRect/>
+                    </a:stretch>
+                  </pic:blipFill>
+                  <pic:spPr>
+                    <a:xfrm>
+                      <a:off x="0" y="0"/>
+                      <a:ext cx="4783455" cy="4018915"/>
+                    </a:xfrm>
+                    <a:prstGeom prst="rect">
+                      <a:avLst/>
+                    </a:prstGeom>
+                    <a:noFill/>
+                    <a:ln>
+                      <a:noFill/>
+                    </a:ln>
+                  </pic:spPr>
+                </pic:pic>
+              </a:graphicData>
+            </a:graphic>
+          </wp:inline>
+        </w:drawing>
+      </w:r>
+    </w:p>
+    <w:p>
+      <w:pPr>
+        <w:pStyle w:val="3"/>
+        <w:spacing w:after="0"/>
+      </w:pPr>
+    </w:p>
+    <w:p>
+      <w:pPr>
+        <w:pStyle w:val="3"/>
         <w:spacing w:after="0"/>
         <w:sectPr>
           <w:pgSz w:w="11910" w:h="16840"/>
-          <w:pgMar w:header="1423" w:footer="1745" w:top="2000" w:bottom="1940" w:left="1700" w:right="1700"/>
+          <w:pgMar w:top="2000" w:right="1700" w:bottom="1940" w:left="1700" w:header="1423" w:footer="1745" w:gutter="0"/>
+          <w:cols w:space="720" w:num="1"/>
         </w:sectPr>
       </w:pPr>
+      <w:r>
+        <w:drawing>
+          <wp:inline distT="0" distB="0" distL="114300" distR="114300">
+            <wp:extent cx="5401945" cy="948690"/>
+            <wp:effectExtent l="0" t="0" r="8255" b="11430"/>
+            <wp:docPr id="11" name="Picture 5"/>
+            <wp:cNvGraphicFramePr>
+              <a:graphicFrameLocks xmlns:a="http://schemas.openxmlformats.org/drawingml/2006/main" noChangeAspect="1"/>
+            </wp:cNvGraphicFramePr>
+            <a:graphic xmlns:a="http://schemas.openxmlformats.org/drawingml/2006/main">
+              <a:graphicData uri="http://schemas.openxmlformats.org/drawingml/2006/picture">
+                <pic:pic xmlns:pic="http://schemas.openxmlformats.org/drawingml/2006/picture">
+                  <pic:nvPicPr>
+                    <pic:cNvPr id="11" name="Picture 5"/>
+                    <pic:cNvPicPr>
+                      <a:picLocks noChangeAspect="1"/>
+                    </pic:cNvPicPr>
+                  </pic:nvPicPr>
+                  <pic:blipFill>
+                    <a:blip r:embed="rId12"/>
+                    <a:stretch>
+                      <a:fillRect/>
+                    </a:stretch>
+                  </pic:blipFill>
+                  <pic:spPr>
+                    <a:xfrm>
+                      <a:off x="0" y="0"/>
+                      <a:ext cx="5401945" cy="948690"/>
+                    </a:xfrm>
+                    <a:prstGeom prst="rect">
+                      <a:avLst/>
+                    </a:prstGeom>
+                    <a:noFill/>
+                    <a:ln>
+                      <a:noFill/>
+                    </a:ln>
+                  </pic:spPr>
+                </pic:pic>
+              </a:graphicData>
+            </a:graphic>
+          </wp:inline>
+        </w:drawing>
+      </w:r>
     </w:p>
     <w:p>
       <w:pPr>
@@ -1529,7 +1627,7 @@
           <w:spacing w:val="1"/>
           <w:sz w:val="27"/>
         </w:rPr>
-        <w:t> </w:t>
+        <w:t xml:space="preserve"> </w:t>
       </w:r>
       <w:r>
         <w:rPr>
@@ -1537,7 +1635,7 @@
           <w:b/>
           <w:sz w:val="27"/>
         </w:rPr>
-        <w:t>Repository </w:t>
+        <w:t xml:space="preserve">Repository </w:t>
       </w:r>
       <w:r>
         <w:rPr>
@@ -1551,64 +1649,68 @@
     </w:p>
     <w:p>
       <w:pPr>
-        <w:spacing w:before="243"/>
-        <w:ind w:left="49" w:right="0" w:firstLine="0"/>
-        <w:jc w:val="left"/>
+        <w:pStyle w:val="7"/>
+        <w:spacing w:before="223"/>
         <w:rPr>
           <w:rFonts w:ascii="Calibri"/>
           <w:b/>
-          <w:sz w:val="25"/>
-        </w:rPr>
-      </w:pPr>
-      <w:hyperlink r:id="rId10">
-        <w:r>
-          <w:rPr>
-            <w:rFonts w:ascii="Calibri"/>
-            <w:b/>
-            <w:color w:val="467785"/>
-            <w:spacing w:val="-2"/>
-            <w:sz w:val="25"/>
-            <w:u w:val="single" w:color="467785"/>
-          </w:rPr>
-          <w:t>https://github.com/ayushposhiya00-lab/Student-Hub/tree/main/Practical-</w:t>
-        </w:r>
-        <w:r>
-          <w:rPr>
-            <w:rFonts w:ascii="Calibri"/>
-            <w:b/>
-            <w:color w:val="467785"/>
-            <w:spacing w:val="-10"/>
-            <w:sz w:val="25"/>
-            <w:u w:val="single" w:color="467785"/>
-          </w:rPr>
-          <w:t>7</w:t>
-        </w:r>
-      </w:hyperlink>
-    </w:p>
-    <w:p>
-      <w:pPr>
-        <w:pStyle w:val="BodyText"/>
-        <w:spacing w:before="223"/>
+          <w:sz w:val="27"/>
+        </w:rPr>
+      </w:pPr>
+      <w:r>
         <w:rPr>
           <w:rFonts w:ascii="Calibri"/>
           <w:b/>
           <w:sz w:val="27"/>
         </w:rPr>
-      </w:pPr>
-    </w:p>
-    <w:p>
-      <w:pPr>
-        <w:pStyle w:val="Heading2"/>
-      </w:pPr>
-      <w:r>
-        <w:rPr/>
+        <w:fldChar w:fldCharType="begin"/>
+      </w:r>
+      <w:r>
+        <w:rPr>
+          <w:rFonts w:ascii="Calibri"/>
+          <w:b/>
+          <w:sz w:val="27"/>
+        </w:rPr>
+        <w:instrText xml:space="preserve"> HYPERLINK "https://github.com/yakshu205/StudentHub/tree/main/Practical-7" </w:instrText>
+      </w:r>
+      <w:r>
+        <w:rPr>
+          <w:rFonts w:ascii="Calibri"/>
+          <w:b/>
+          <w:sz w:val="27"/>
+        </w:rPr>
+        <w:fldChar w:fldCharType="separate"/>
+      </w:r>
+      <w:r>
+        <w:rPr>
+          <w:rStyle w:val="8"/>
+          <w:rFonts w:ascii="Calibri"/>
+          <w:b/>
+          <w:sz w:val="27"/>
+        </w:rPr>
+        <w:t>https://github.com/yakshu205/StudentHub/tree/main/Practical-7</w:t>
+      </w:r>
+      <w:r>
+        <w:rPr>
+          <w:rFonts w:ascii="Calibri"/>
+          <w:b/>
+          <w:sz w:val="27"/>
+        </w:rPr>
+        <w:fldChar w:fldCharType="end"/>
+      </w:r>
+    </w:p>
+    <w:p>
+      <w:pPr>
+        <w:pStyle w:val="3"/>
+      </w:pPr>
+      <w:r>
         <w:t>Learning</w:t>
       </w:r>
       <w:r>
         <w:rPr>
           <w:spacing w:val="1"/>
         </w:rPr>
-        <w:t> </w:t>
+        <w:t xml:space="preserve"> </w:t>
       </w:r>
       <w:r>
         <w:rPr>
@@ -1619,7 +1721,7 @@
     </w:p>
     <w:p>
       <w:pPr>
-        <w:pStyle w:val="BodyText"/>
+        <w:pStyle w:val="7"/>
         <w:spacing w:before="12"/>
         <w:rPr>
           <w:rFonts w:ascii="Times New Roman"/>
@@ -1630,118 +1732,107 @@
     </w:p>
     <w:p>
       <w:pPr>
-        <w:pStyle w:val="BodyText"/>
+        <w:pStyle w:val="7"/>
         <w:ind w:left="399"/>
       </w:pPr>
       <w:r>
-        <w:rPr/>
         <w:t>-&gt;Students</w:t>
       </w:r>
       <w:r>
         <w:rPr>
           <w:spacing w:val="10"/>
         </w:rPr>
-        <w:t> </w:t>
-      </w:r>
-      <w:r>
-        <w:rPr/>
+        <w:t xml:space="preserve"> </w:t>
+      </w:r>
+      <w:r>
         <w:t>will</w:t>
       </w:r>
       <w:r>
         <w:rPr>
           <w:spacing w:val="7"/>
         </w:rPr>
-        <w:t> </w:t>
-      </w:r>
-      <w:r>
-        <w:rPr/>
+        <w:t xml:space="preserve"> </w:t>
+      </w:r>
+      <w:r>
         <w:t>understand</w:t>
       </w:r>
       <w:r>
         <w:rPr>
           <w:spacing w:val="6"/>
         </w:rPr>
-        <w:t> </w:t>
-      </w:r>
-      <w:r>
-        <w:rPr/>
+        <w:t xml:space="preserve"> </w:t>
+      </w:r>
+      <w:r>
         <w:t>how</w:t>
       </w:r>
       <w:r>
         <w:rPr>
           <w:spacing w:val="6"/>
         </w:rPr>
-        <w:t> </w:t>
-      </w:r>
-      <w:r>
-        <w:rPr/>
+        <w:t xml:space="preserve"> </w:t>
+      </w:r>
+      <w:r>
         <w:t>to</w:t>
       </w:r>
       <w:r>
         <w:rPr>
           <w:spacing w:val="4"/>
         </w:rPr>
-        <w:t> </w:t>
-      </w:r>
-      <w:r>
-        <w:rPr/>
+        <w:t xml:space="preserve"> </w:t>
+      </w:r>
+      <w:r>
         <w:t>process</w:t>
       </w:r>
       <w:r>
         <w:rPr>
           <w:spacing w:val="5"/>
         </w:rPr>
-        <w:t> </w:t>
-      </w:r>
-      <w:r>
-        <w:rPr/>
+        <w:t xml:space="preserve"> </w:t>
+      </w:r>
+      <w:r>
         <w:t>form</w:t>
       </w:r>
       <w:r>
         <w:rPr>
           <w:spacing w:val="9"/>
         </w:rPr>
-        <w:t> </w:t>
-      </w:r>
-      <w:r>
-        <w:rPr/>
+        <w:t xml:space="preserve"> </w:t>
+      </w:r>
+      <w:r>
         <w:t>data</w:t>
       </w:r>
       <w:r>
         <w:rPr>
           <w:spacing w:val="5"/>
         </w:rPr>
-        <w:t> </w:t>
-      </w:r>
-      <w:r>
-        <w:rPr/>
+        <w:t xml:space="preserve"> </w:t>
+      </w:r>
+      <w:r>
         <w:t>using</w:t>
       </w:r>
       <w:r>
         <w:rPr>
           <w:spacing w:val="6"/>
         </w:rPr>
-        <w:t> </w:t>
-      </w:r>
-      <w:r>
-        <w:rPr/>
+        <w:t xml:space="preserve"> </w:t>
+      </w:r>
+      <w:r>
         <w:t>PHP</w:t>
       </w:r>
       <w:r>
         <w:rPr>
           <w:spacing w:val="5"/>
         </w:rPr>
-        <w:t> </w:t>
-      </w:r>
-      <w:r>
-        <w:rPr/>
+        <w:t xml:space="preserve"> </w:t>
+      </w:r>
+      <w:r>
         <w:t>POST</w:t>
       </w:r>
       <w:r>
         <w:rPr>
           <w:spacing w:val="7"/>
         </w:rPr>
-        <w:t> </w:t>
+        <w:t xml:space="preserve"> </w:t>
       </w:r>
       <w:r>
         <w:rPr>
@@ -1752,84 +1843,77 @@
     </w:p>
     <w:p>
       <w:pPr>
-        <w:pStyle w:val="BodyText"/>
+        <w:pStyle w:val="7"/>
         <w:spacing w:before="8"/>
       </w:pPr>
     </w:p>
     <w:p>
       <w:pPr>
-        <w:pStyle w:val="BodyText"/>
+        <w:pStyle w:val="7"/>
         <w:ind w:left="399"/>
       </w:pPr>
       <w:r>
-        <w:rPr/>
         <w:t>-&gt;Students</w:t>
       </w:r>
       <w:r>
         <w:rPr>
           <w:spacing w:val="12"/>
         </w:rPr>
-        <w:t> </w:t>
-      </w:r>
-      <w:r>
-        <w:rPr/>
+        <w:t xml:space="preserve"> </w:t>
+      </w:r>
+      <w:r>
         <w:t>will</w:t>
       </w:r>
       <w:r>
         <w:rPr>
           <w:spacing w:val="8"/>
         </w:rPr>
-        <w:t> </w:t>
-      </w:r>
-      <w:r>
-        <w:rPr/>
+        <w:t xml:space="preserve"> </w:t>
+      </w:r>
+      <w:r>
         <w:t>implement</w:t>
       </w:r>
       <w:r>
         <w:rPr>
           <w:spacing w:val="7"/>
         </w:rPr>
-        <w:t> </w:t>
-      </w:r>
-      <w:r>
-        <w:rPr/>
+        <w:t xml:space="preserve"> </w:t>
+      </w:r>
+      <w:r>
         <w:t>server-side</w:t>
       </w:r>
       <w:r>
         <w:rPr>
           <w:spacing w:val="7"/>
         </w:rPr>
-        <w:t> </w:t>
-      </w:r>
-      <w:r>
-        <w:rPr/>
+        <w:t xml:space="preserve"> </w:t>
+      </w:r>
+      <w:r>
         <w:t>validation</w:t>
       </w:r>
       <w:r>
         <w:rPr>
           <w:spacing w:val="10"/>
         </w:rPr>
-        <w:t> </w:t>
-      </w:r>
-      <w:r>
-        <w:rPr/>
+        <w:t xml:space="preserve"> </w:t>
+      </w:r>
+      <w:r>
         <w:t>and</w:t>
       </w:r>
       <w:r>
         <w:rPr>
           <w:spacing w:val="8"/>
         </w:rPr>
-        <w:t> </w:t>
-      </w:r>
-      <w:r>
-        <w:rPr/>
+        <w:t xml:space="preserve"> </w:t>
+      </w:r>
+      <w:r>
         <w:t>input</w:t>
       </w:r>
       <w:r>
         <w:rPr>
           <w:spacing w:val="9"/>
         </w:rPr>
-        <w:t> </w:t>
+        <w:t xml:space="preserve"> </w:t>
       </w:r>
       <w:r>
         <w:rPr>
@@ -1840,114 +1924,104 @@
     </w:p>
     <w:p>
       <w:pPr>
-        <w:pStyle w:val="BodyText"/>
+        <w:pStyle w:val="7"/>
         <w:spacing w:before="8"/>
       </w:pPr>
     </w:p>
     <w:p>
       <w:pPr>
-        <w:pStyle w:val="BodyText"/>
+        <w:pStyle w:val="7"/>
         <w:ind w:left="399"/>
       </w:pPr>
       <w:r>
-        <w:rPr/>
         <w:t>-&gt;Students</w:t>
       </w:r>
       <w:r>
         <w:rPr>
           <w:spacing w:val="10"/>
         </w:rPr>
-        <w:t> </w:t>
-      </w:r>
-      <w:r>
-        <w:rPr/>
+        <w:t xml:space="preserve"> </w:t>
+      </w:r>
+      <w:r>
         <w:t>will</w:t>
       </w:r>
       <w:r>
         <w:rPr>
           <w:spacing w:val="7"/>
         </w:rPr>
-        <w:t> </w:t>
-      </w:r>
-      <w:r>
-        <w:rPr/>
+        <w:t xml:space="preserve"> </w:t>
+      </w:r>
+      <w:r>
         <w:t>learn</w:t>
       </w:r>
       <w:r>
         <w:rPr>
           <w:spacing w:val="9"/>
         </w:rPr>
-        <w:t> </w:t>
-      </w:r>
-      <w:r>
-        <w:rPr/>
+        <w:t xml:space="preserve"> </w:t>
+      </w:r>
+      <w:r>
         <w:t>safe</w:t>
       </w:r>
       <w:r>
         <w:rPr>
           <w:spacing w:val="6"/>
         </w:rPr>
-        <w:t> </w:t>
-      </w:r>
-      <w:r>
-        <w:rPr/>
+        <w:t xml:space="preserve"> </w:t>
+      </w:r>
+      <w:r>
         <w:t>file</w:t>
       </w:r>
       <w:r>
         <w:rPr>
           <w:spacing w:val="8"/>
         </w:rPr>
-        <w:t> </w:t>
-      </w:r>
-      <w:r>
-        <w:rPr/>
+        <w:t xml:space="preserve"> </w:t>
+      </w:r>
+      <w:r>
         <w:t>handling</w:t>
       </w:r>
       <w:r>
         <w:rPr>
           <w:spacing w:val="6"/>
         </w:rPr>
-        <w:t> </w:t>
-      </w:r>
-      <w:r>
-        <w:rPr/>
+        <w:t xml:space="preserve"> </w:t>
+      </w:r>
+      <w:r>
         <w:t>and</w:t>
       </w:r>
       <w:r>
         <w:rPr>
           <w:spacing w:val="6"/>
         </w:rPr>
-        <w:t> </w:t>
-      </w:r>
-      <w:r>
-        <w:rPr/>
+        <w:t xml:space="preserve"> </w:t>
+      </w:r>
+      <w:r>
         <w:t>storage</w:t>
       </w:r>
       <w:r>
         <w:rPr>
           <w:spacing w:val="7"/>
         </w:rPr>
-        <w:t> </w:t>
-      </w:r>
-      <w:r>
-        <w:rPr/>
+        <w:t xml:space="preserve"> </w:t>
+      </w:r>
+      <w:r>
         <w:t>using</w:t>
       </w:r>
       <w:r>
         <w:rPr>
           <w:spacing w:val="4"/>
         </w:rPr>
-        <w:t> </w:t>
-      </w:r>
-      <w:r>
-        <w:rPr/>
+        <w:t xml:space="preserve"> </w:t>
+      </w:r>
+      <w:r>
         <w:t>CSV/JSON</w:t>
       </w:r>
       <w:r>
         <w:rPr>
           <w:spacing w:val="7"/>
         </w:rPr>
-        <w:t> </w:t>
+        <w:t xml:space="preserve"> </w:t>
       </w:r>
       <w:r>
         <w:rPr>
@@ -1958,27 +2032,18 @@
     </w:p>
     <w:p>
       <w:pPr>
-        <w:pStyle w:val="BodyText"/>
+        <w:pStyle w:val="7"/>
         <w:spacing w:before="6"/>
       </w:pPr>
     </w:p>
     <w:p>
       <w:pPr>
-        <w:pStyle w:val="BodyText"/>
+        <w:pStyle w:val="7"/>
         <w:spacing w:line="242" w:lineRule="auto"/>
         <w:ind w:left="399"/>
       </w:pPr>
       <w:r>
-        <w:rPr/>
-        <w:t>-&gt;Students will display clear success and error messages based on proces</w:t>
-      </w:r>
-      <w:r>
-        <w:rPr/>
-        <w:t>sing</w:t>
-      </w:r>
-      <w:r>
-        <w:rPr/>
-        <w:t> </w:t>
+        <w:t xml:space="preserve">-&gt;Students will display clear success and error messages based on processing </w:t>
       </w:r>
       <w:r>
         <w:rPr>
@@ -1989,104 +2054,95 @@
     </w:p>
     <w:p>
       <w:pPr>
-        <w:pStyle w:val="BodyText"/>
+        <w:pStyle w:val="7"/>
         <w:spacing w:before="6"/>
       </w:pPr>
     </w:p>
     <w:p>
       <w:pPr>
-        <w:pStyle w:val="BodyText"/>
+        <w:pStyle w:val="7"/>
         <w:ind w:left="399"/>
       </w:pPr>
       <w:r>
-        <w:rPr/>
         <w:t>-&gt;Students</w:t>
       </w:r>
       <w:r>
         <w:rPr>
           <w:spacing w:val="12"/>
         </w:rPr>
-        <w:t> </w:t>
-      </w:r>
-      <w:r>
-        <w:rPr/>
+        <w:t xml:space="preserve"> </w:t>
+      </w:r>
+      <w:r>
         <w:t>will</w:t>
       </w:r>
       <w:r>
         <w:rPr>
           <w:spacing w:val="9"/>
         </w:rPr>
-        <w:t> </w:t>
-      </w:r>
-      <w:r>
-        <w:rPr/>
+        <w:t xml:space="preserve"> </w:t>
+      </w:r>
+      <w:r>
         <w:t>develop</w:t>
       </w:r>
       <w:r>
         <w:rPr>
           <w:spacing w:val="8"/>
         </w:rPr>
-        <w:t> </w:t>
-      </w:r>
-      <w:r>
-        <w:rPr/>
+        <w:t xml:space="preserve"> </w:t>
+      </w:r>
+      <w:r>
         <w:t>a</w:t>
       </w:r>
       <w:r>
         <w:rPr>
           <w:spacing w:val="10"/>
         </w:rPr>
-        <w:t> </w:t>
-      </w:r>
-      <w:r>
-        <w:rPr/>
+        <w:t xml:space="preserve"> </w:t>
+      </w:r>
+      <w:r>
         <w:t>secure</w:t>
       </w:r>
       <w:r>
         <w:rPr>
           <w:spacing w:val="7"/>
         </w:rPr>
-        <w:t> </w:t>
-      </w:r>
-      <w:r>
-        <w:rPr/>
+        <w:t xml:space="preserve"> </w:t>
+      </w:r>
+      <w:r>
         <w:t>and</w:t>
       </w:r>
       <w:r>
         <w:rPr>
           <w:spacing w:val="8"/>
         </w:rPr>
-        <w:t> </w:t>
-      </w:r>
-      <w:r>
-        <w:rPr/>
+        <w:t xml:space="preserve"> </w:t>
+      </w:r>
+      <w:r>
         <w:t>reliable</w:t>
       </w:r>
       <w:r>
         <w:rPr>
           <w:spacing w:val="5"/>
         </w:rPr>
-        <w:t> </w:t>
-      </w:r>
-      <w:r>
-        <w:rPr/>
+        <w:t xml:space="preserve"> </w:t>
+      </w:r>
+      <w:r>
         <w:t>backend</w:t>
       </w:r>
       <w:r>
         <w:rPr>
           <w:spacing w:val="7"/>
         </w:rPr>
-        <w:t> </w:t>
-      </w:r>
-      <w:r>
-        <w:rPr/>
+        <w:t xml:space="preserve"> </w:t>
+      </w:r>
+      <w:r>
         <w:t>form-processing</w:t>
       </w:r>
       <w:r>
         <w:rPr>
           <w:spacing w:val="6"/>
         </w:rPr>
-        <w:t> </w:t>
+        <w:t xml:space="preserve"> </w:t>
       </w:r>
       <w:r>
         <w:rPr>
@@ -2097,7 +2153,7 @@
     </w:p>
     <w:p>
       <w:pPr>
-        <w:pStyle w:val="BodyText"/>
+        <w:pStyle w:val="7"/>
         <w:spacing w:before="6"/>
       </w:pPr>
     </w:p>
@@ -2127,7 +2183,7 @@
           <w:spacing w:val="2"/>
           <w:sz w:val="27"/>
         </w:rPr>
-        <w:t> </w:t>
+        <w:t xml:space="preserve"> </w:t>
       </w:r>
       <w:r>
         <w:rPr>
@@ -2144,7 +2200,7 @@
           <w:spacing w:val="4"/>
           <w:sz w:val="27"/>
         </w:rPr>
-        <w:t> </w:t>
+        <w:t xml:space="preserve"> </w:t>
       </w:r>
       <w:r>
         <w:rPr>
@@ -2163,7 +2219,7 @@
           <w:spacing w:val="6"/>
           <w:sz w:val="23"/>
         </w:rPr>
-        <w:t> </w:t>
+        <w:t xml:space="preserve"> </w:t>
       </w:r>
       <w:r>
         <w:rPr>
@@ -2182,7 +2238,7 @@
           <w:spacing w:val="6"/>
           <w:sz w:val="23"/>
         </w:rPr>
-        <w:t> </w:t>
+        <w:t xml:space="preserve"> </w:t>
       </w:r>
       <w:r>
         <w:rPr>
@@ -2201,7 +2257,7 @@
           <w:spacing w:val="3"/>
           <w:sz w:val="23"/>
         </w:rPr>
-        <w:t> </w:t>
+        <w:t xml:space="preserve"> </w:t>
       </w:r>
       <w:r>
         <w:rPr>
@@ -2220,7 +2276,7 @@
           <w:spacing w:val="2"/>
           <w:sz w:val="23"/>
         </w:rPr>
-        <w:t> </w:t>
+        <w:t xml:space="preserve"> </w:t>
       </w:r>
       <w:r>
         <w:rPr>
@@ -2235,17 +2291,43 @@
     </w:p>
     <w:sectPr>
       <w:pgSz w:w="11910" w:h="16840"/>
-      <w:pgMar w:header="1423" w:footer="1745" w:top="2000" w:bottom="1940" w:left="1700" w:right="1700"/>
+      <w:pgMar w:top="2000" w:right="1700" w:bottom="1940" w:left="1700" w:header="1423" w:footer="1745" w:gutter="0"/>
+      <w:cols w:space="720" w:num="1"/>
     </w:sectPr>
   </w:body>
 </w:document>
 </file>
 
+<file path=word/endnotes.xml><?xml version="1.0" encoding="utf-8"?>
+<w:endnotes xmlns:wpc="http://schemas.microsoft.com/office/word/2010/wordprocessingCanvas" xmlns:mc="http://schemas.openxmlformats.org/markup-compatibility/2006" xmlns:o="urn:schemas-microsoft-com:office:office" xmlns:r="http://schemas.openxmlformats.org/officeDocument/2006/relationships" xmlns:m="http://schemas.openxmlformats.org/officeDocument/2006/math" xmlns:v="urn:schemas-microsoft-com:vml" xmlns:wp14="http://schemas.microsoft.com/office/word/2010/wordprocessingDrawing" xmlns:wp="http://schemas.openxmlformats.org/drawingml/2006/wordprocessingDrawing" xmlns:w="http://schemas.openxmlformats.org/wordprocessingml/2006/main" xmlns:w14="http://schemas.microsoft.com/office/word/2010/wordml" xmlns:w15="http://schemas.microsoft.com/office/word/2012/wordml" xmlns:w10="urn:schemas-microsoft-com:office:word" xmlns:wpg="http://schemas.microsoft.com/office/word/2010/wordprocessingGroup" xmlns:wpi="http://schemas.microsoft.com/office/word/2010/wordprocessingInk" xmlns:wne="http://schemas.microsoft.com/office/word/2006/wordml" xmlns:wps="http://schemas.microsoft.com/office/word/2010/wordprocessingShape" xmlns:wpsCustomData="http://www.wps.cn/officeDocument/2013/wpsCustomData" mc:Ignorable="w14 w15 wp14">
+  <w:endnote w:type="separator" w:id="0">
+    <w:p>
+      <w:pPr>
+        <w:spacing w:line="240" w:lineRule="auto"/>
+      </w:pPr>
+      <w:r>
+        <w:separator/>
+      </w:r>
+    </w:p>
+  </w:endnote>
+  <w:endnote w:type="continuationSeparator" w:id="1">
+    <w:p>
+      <w:pPr>
+        <w:spacing w:line="240" w:lineRule="auto"/>
+      </w:pPr>
+      <w:r>
+        <w:continuationSeparator/>
+      </w:r>
+    </w:p>
+  </w:endnote>
+</w:endnotes>
+</file>
+
 <file path=word/footer1.xml><?xml version="1.0" encoding="utf-8"?>
-<w:ftr xmlns:mc="http://schemas.openxmlformats.org/markup-compatibility/2006" xmlns:ve="http://schemas.openxmlformats.org/markup-compatibility/2006" xmlns:o="urn:schemas-microsoft-com:office:office" xmlns:r="http://schemas.openxmlformats.org/officeDocument/2006/relationships" xmlns:m="http://schemas.openxmlformats.org/officeDocument/2006/math" xmlns:v="urn:schemas-microsoft-com:vml" xmlns:wp="http://schemas.openxmlformats.org/drawingml/2006/wordprocessingDrawing" xmlns:w10="urn:schemas-microsoft-com:office:word" xmlns:w="http://schemas.openxmlformats.org/wordprocessingml/2006/main" xmlns:wne="http://schemas.microsoft.com/office/word/2006/wordml" xmlns:a="http://schemas.openxmlformats.org/drawingml/2006/main" xmlns:pic="http://schemas.openxmlformats.org/drawingml/2006/picture" xmlns:wpg="http://schemas.microsoft.com/office/word/2010/wordprocessingGroup" xmlns:wps="http://schemas.microsoft.com/office/word/2010/wordprocessingShape" xmlns:w14="http://schemas.microsoft.com/office/word/2010/wordml" mc:Ignorable="w14" xml:space="preserve">
+<w:ftr xmlns:wpc="http://schemas.microsoft.com/office/word/2010/wordprocessingCanvas" xmlns:mc="http://schemas.openxmlformats.org/markup-compatibility/2006" xmlns:o="urn:schemas-microsoft-com:office:office" xmlns:r="http://schemas.openxmlformats.org/officeDocument/2006/relationships" xmlns:m="http://schemas.openxmlformats.org/officeDocument/2006/math" xmlns:v="urn:schemas-microsoft-com:vml" xmlns:wp14="http://schemas.microsoft.com/office/word/2010/wordprocessingDrawing" xmlns:wp="http://schemas.openxmlformats.org/drawingml/2006/wordprocessingDrawing" xmlns:w10="urn:schemas-microsoft-com:office:word" xmlns:w="http://schemas.openxmlformats.org/wordprocessingml/2006/main" xmlns:w14="http://schemas.microsoft.com/office/word/2010/wordml" xmlns:w15="http://schemas.microsoft.com/office/word/2012/wordml" xmlns:wpg="http://schemas.microsoft.com/office/word/2010/wordprocessingGroup" xmlns:wpi="http://schemas.microsoft.com/office/word/2010/wordprocessingInk" xmlns:wne="http://schemas.microsoft.com/office/word/2006/wordml" xmlns:wps="http://schemas.microsoft.com/office/word/2010/wordprocessingShape" xmlns:wpsCustomData="http://www.wps.cn/officeDocument/2013/wpsCustomData" mc:Ignorable="w14 w15 wp14">
   <w:p>
     <w:pPr>
-      <w:pStyle w:val="BodyText"/>
+      <w:pStyle w:val="7"/>
       <w:spacing w:line="14" w:lineRule="auto"/>
       <w:rPr>
         <w:sz w:val="20"/>
@@ -2258,25 +2340,22 @@
       <mc:AlternateContent>
         <mc:Choice Requires="wps">
           <w:drawing>
-            <wp:anchor distT="0" distB="0" distL="0" distR="0" allowOverlap="1" layoutInCell="1" locked="0" behindDoc="1" simplePos="0" relativeHeight="487526912">
+            <wp:anchor distT="0" distB="0" distL="0" distR="0" simplePos="0" relativeHeight="251659264" behindDoc="1" locked="0" layoutInCell="1" allowOverlap="1">
               <wp:simplePos x="0" y="0"/>
               <wp:positionH relativeFrom="page">
-                <wp:posOffset>1098280</wp:posOffset>
+                <wp:posOffset>1097915</wp:posOffset>
               </wp:positionH>
               <wp:positionV relativeFrom="page">
-                <wp:posOffset>9444849</wp:posOffset>
+                <wp:posOffset>9444355</wp:posOffset>
               </wp:positionV>
               <wp:extent cx="694690" cy="189230"/>
               <wp:effectExtent l="0" t="0" r="0" b="0"/>
               <wp:wrapNone/>
               <wp:docPr id="2" name="Textbox 2"/>
-              <wp:cNvGraphicFramePr>
-                <a:graphicFrameLocks/>
-              </wp:cNvGraphicFramePr>
-              <a:graphic>
+              <wp:cNvGraphicFramePr/>
+              <a:graphic xmlns:a="http://schemas.openxmlformats.org/drawingml/2006/main">
                 <a:graphicData uri="http://schemas.microsoft.com/office/word/2010/wordprocessingShape">
                   <wps:wsp>
-                    <wps:cNvPr id="2" name="Textbox 2"/>
                     <wps:cNvSpPr txBox="1"/>
                     <wps:spPr>
                       <a:xfrm>
@@ -2291,19 +2370,37 @@
                       <w:txbxContent>
                         <w:p>
                           <w:pPr>
-                            <w:pStyle w:val="BodyText"/>
+                            <w:pStyle w:val="7"/>
                             <w:spacing w:before="12"/>
                             <w:ind w:left="20"/>
                             <w:rPr>
-                              <w:rFonts w:ascii="Times New Roman"/>
+                              <w:rFonts w:hint="default" w:ascii="Times New Roman"/>
+                              <w:b/>
+                              <w:bCs/>
+                              <w:highlight w:val="yellow"/>
+                              <w:lang w:val="en-US"/>
                             </w:rPr>
                           </w:pPr>
                           <w:r>
                             <w:rPr>
                               <w:rFonts w:ascii="Times New Roman"/>
+                              <w:b/>
+                              <w:bCs/>
                               <w:spacing w:val="-2"/>
+                              <w:highlight w:val="yellow"/>
                             </w:rPr>
-                            <w:t>25DCE092</w:t>
+                            <w:t>25DCE0</w:t>
+                          </w:r>
+                          <w:r>
+                            <w:rPr>
+                              <w:rFonts w:hint="default" w:ascii="Times New Roman"/>
+                              <w:b/>
+                              <w:bCs/>
+                              <w:spacing w:val="-2"/>
+                              <w:highlight w:val="yellow"/>
+                              <w:lang w:val="en-US"/>
+                            </w:rPr>
+                            <w:t>14</w:t>
                           </w:r>
                         </w:p>
                       </w:txbxContent>
@@ -2319,29 +2416,50 @@
         </mc:Choice>
         <mc:Fallback>
           <w:pict>
-            <v:shape style="position:absolute;margin-left:86.478767pt;margin-top:743.688965pt;width:54.7pt;height:14.9pt;mso-position-horizontal-relative:page;mso-position-vertical-relative:page;z-index:-15789568" type="#_x0000_t202" id="docshape2" filled="false" stroked="false">
-              <v:textbox inset="0,0,0,0">
+            <v:shape id="Textbox 2" o:spid="_x0000_s1026" o:spt="202" type="#_x0000_t202" style="position:absolute;left:0pt;margin-left:86.45pt;margin-top:743.65pt;height:14.9pt;width:54.7pt;mso-position-horizontal-relative:page;mso-position-vertical-relative:page;z-index:-251657216;mso-width-relative:page;mso-height-relative:page;" filled="f" stroked="f" coordsize="21600,21600" o:gfxdata="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">
+              <v:fill on="f" focussize="0,0"/>
+              <v:stroke on="f"/>
+              <v:imagedata o:title=""/>
+              <o:lock v:ext="edit" aspectratio="f"/>
+              <v:textbox inset="0mm,0mm,0mm,0mm">
                 <w:txbxContent>
                   <w:p>
                     <w:pPr>
-                      <w:pStyle w:val="BodyText"/>
+                      <w:pStyle w:val="7"/>
                       <w:spacing w:before="12"/>
                       <w:ind w:left="20"/>
                       <w:rPr>
-                        <w:rFonts w:ascii="Times New Roman"/>
+                        <w:rFonts w:hint="default" w:ascii="Times New Roman"/>
+                        <w:b/>
+                        <w:bCs/>
+                        <w:highlight w:val="yellow"/>
+                        <w:lang w:val="en-US"/>
                       </w:rPr>
                     </w:pPr>
                     <w:r>
                       <w:rPr>
                         <w:rFonts w:ascii="Times New Roman"/>
+                        <w:b/>
+                        <w:bCs/>
                         <w:spacing w:val="-2"/>
+                        <w:highlight w:val="yellow"/>
                       </w:rPr>
-                      <w:t>25DCE092</w:t>
+                      <w:t>25DCE0</w:t>
+                    </w:r>
+                    <w:r>
+                      <w:rPr>
+                        <w:rFonts w:hint="default" w:ascii="Times New Roman"/>
+                        <w:b/>
+                        <w:bCs/>
+                        <w:spacing w:val="-2"/>
+                        <w:highlight w:val="yellow"/>
+                        <w:lang w:val="en-US"/>
+                      </w:rPr>
+                      <w:t>14</w:t>
                     </w:r>
                   </w:p>
                 </w:txbxContent>
               </v:textbox>
-              <w10:wrap type="none"/>
             </v:shape>
           </w:pict>
         </mc:Fallback>
@@ -2354,25 +2472,22 @@
       <mc:AlternateContent>
         <mc:Choice Requires="wps">
           <w:drawing>
-            <wp:anchor distT="0" distB="0" distL="0" distR="0" allowOverlap="1" layoutInCell="1" locked="0" behindDoc="1" simplePos="0" relativeHeight="487527424">
+            <wp:anchor distT="0" distB="0" distL="0" distR="0" simplePos="0" relativeHeight="251660288" behindDoc="1" locked="0" layoutInCell="1" allowOverlap="1">
               <wp:simplePos x="0" y="0"/>
               <wp:positionH relativeFrom="page">
-                <wp:posOffset>6040016</wp:posOffset>
+                <wp:posOffset>6039485</wp:posOffset>
               </wp:positionH>
               <wp:positionV relativeFrom="page">
-                <wp:posOffset>9444849</wp:posOffset>
+                <wp:posOffset>9444355</wp:posOffset>
               </wp:positionV>
               <wp:extent cx="163195" cy="189230"/>
               <wp:effectExtent l="0" t="0" r="0" b="0"/>
               <wp:wrapNone/>
               <wp:docPr id="3" name="Textbox 3"/>
-              <wp:cNvGraphicFramePr>
-                <a:graphicFrameLocks/>
-              </wp:cNvGraphicFramePr>
-              <a:graphic>
+              <wp:cNvGraphicFramePr/>
+              <a:graphic xmlns:a="http://schemas.openxmlformats.org/drawingml/2006/main">
                 <a:graphicData uri="http://schemas.microsoft.com/office/word/2010/wordprocessingShape">
                   <wps:wsp>
-                    <wps:cNvPr id="3" name="Textbox 3"/>
                     <wps:cNvSpPr txBox="1"/>
                     <wps:spPr>
                       <a:xfrm>
@@ -2387,7 +2502,7 @@
                       <w:txbxContent>
                         <w:p>
                           <w:pPr>
-                            <w:pStyle w:val="BodyText"/>
+                            <w:pStyle w:val="7"/>
                             <w:spacing w:before="12"/>
                             <w:ind w:left="60"/>
                             <w:rPr>
@@ -2406,7 +2521,7 @@
                               <w:rFonts w:ascii="Times New Roman"/>
                               <w:spacing w:val="-10"/>
                             </w:rPr>
-                            <w:instrText> PAGE </w:instrText>
+                            <w:instrText xml:space="preserve"> PAGE </w:instrText>
                           </w:r>
                           <w:r>
                             <w:rPr>
@@ -2443,12 +2558,16 @@
         </mc:Choice>
         <mc:Fallback>
           <w:pict>
-            <v:shape style="position:absolute;margin-left:475.591827pt;margin-top:743.688965pt;width:12.85pt;height:14.9pt;mso-position-horizontal-relative:page;mso-position-vertical-relative:page;z-index:-15789056" type="#_x0000_t202" id="docshape3" filled="false" stroked="false">
-              <v:textbox inset="0,0,0,0">
+            <v:shape id="Textbox 3" o:spid="_x0000_s1026" o:spt="202" type="#_x0000_t202" style="position:absolute;left:0pt;margin-left:475.55pt;margin-top:743.65pt;height:14.9pt;width:12.85pt;mso-position-horizontal-relative:page;mso-position-vertical-relative:page;z-index:-251656192;mso-width-relative:page;mso-height-relative:page;" filled="f" stroked="f" coordsize="21600,21600" o:gfxdata="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">
+              <v:fill on="f" focussize="0,0"/>
+              <v:stroke on="f"/>
+              <v:imagedata o:title=""/>
+              <o:lock v:ext="edit" aspectratio="f"/>
+              <v:textbox inset="0mm,0mm,0mm,0mm">
                 <w:txbxContent>
                   <w:p>
                     <w:pPr>
-                      <w:pStyle w:val="BodyText"/>
+                      <w:pStyle w:val="7"/>
                       <w:spacing w:before="12"/>
                       <w:ind w:left="60"/>
                       <w:rPr>
@@ -2467,7 +2586,7 @@
                         <w:rFonts w:ascii="Times New Roman"/>
                         <w:spacing w:val="-10"/>
                       </w:rPr>
-                      <w:instrText> PAGE </w:instrText>
+                      <w:instrText xml:space="preserve"> PAGE </w:instrText>
                     </w:r>
                     <w:r>
                       <w:rPr>
@@ -2493,7 +2612,6 @@
                   </w:p>
                 </w:txbxContent>
               </v:textbox>
-              <w10:wrap type="none"/>
             </v:shape>
           </w:pict>
         </mc:Fallback>
@@ -2503,11 +2621,36 @@
 </w:ftr>
 </file>
 
+<file path=word/footnotes.xml><?xml version="1.0" encoding="utf-8"?>
+<w:footnotes xmlns:wpc="http://schemas.microsoft.com/office/word/2010/wordprocessingCanvas" xmlns:mc="http://schemas.openxmlformats.org/markup-compatibility/2006" xmlns:o="urn:schemas-microsoft-com:office:office" xmlns:r="http://schemas.openxmlformats.org/officeDocument/2006/relationships" xmlns:m="http://schemas.openxmlformats.org/officeDocument/2006/math" xmlns:v="urn:schemas-microsoft-com:vml" xmlns:wp14="http://schemas.microsoft.com/office/word/2010/wordprocessingDrawing" xmlns:wp="http://schemas.openxmlformats.org/drawingml/2006/wordprocessingDrawing" xmlns:w="http://schemas.openxmlformats.org/wordprocessingml/2006/main" xmlns:w14="http://schemas.microsoft.com/office/word/2010/wordml" xmlns:w15="http://schemas.microsoft.com/office/word/2012/wordml" xmlns:w10="urn:schemas-microsoft-com:office:word" xmlns:wpg="http://schemas.microsoft.com/office/word/2010/wordprocessingGroup" xmlns:wpi="http://schemas.microsoft.com/office/word/2010/wordprocessingInk" xmlns:wne="http://schemas.microsoft.com/office/word/2006/wordml" xmlns:wps="http://schemas.microsoft.com/office/word/2010/wordprocessingShape" xmlns:wpsCustomData="http://www.wps.cn/officeDocument/2013/wpsCustomData" mc:Ignorable="w14 w15 wp14">
+  <w:footnote w:type="separator" w:id="0">
+    <w:p>
+      <w:pPr>
+        <w:spacing w:before="0" w:after="0" w:line="240" w:lineRule="auto"/>
+      </w:pPr>
+      <w:r>
+        <w:separator/>
+      </w:r>
+    </w:p>
+  </w:footnote>
+  <w:footnote w:type="continuationSeparator" w:id="1">
+    <w:p>
+      <w:pPr>
+        <w:spacing w:before="0" w:after="0" w:line="240" w:lineRule="auto"/>
+      </w:pPr>
+      <w:r>
+        <w:continuationSeparator/>
+      </w:r>
+    </w:p>
+  </w:footnote>
+</w:footnotes>
+</file>
+
 <file path=word/header1.xml><?xml version="1.0" encoding="utf-8"?>
-<w:hdr xmlns:mc="http://schemas.openxmlformats.org/markup-compatibility/2006" xmlns:ve="http://schemas.openxmlformats.org/markup-compatibility/2006" xmlns:o="urn:schemas-microsoft-com:office:office" xmlns:r="http://schemas.openxmlformats.org/officeDocument/2006/relationships" xmlns:m="http://schemas.openxmlformats.org/officeDocument/2006/math" xmlns:v="urn:schemas-microsoft-com:vml" xmlns:wp="http://schemas.openxmlformats.org/drawingml/2006/wordprocessingDrawing" xmlns:w10="urn:schemas-microsoft-com:office:word" xmlns:w="http://schemas.openxmlformats.org/wordprocessingml/2006/main" xmlns:wne="http://schemas.microsoft.com/office/word/2006/wordml" xmlns:a="http://schemas.openxmlformats.org/drawingml/2006/main" xmlns:pic="http://schemas.openxmlformats.org/drawingml/2006/picture" xmlns:wpg="http://schemas.microsoft.com/office/word/2010/wordprocessingGroup" xmlns:wps="http://schemas.microsoft.com/office/word/2010/wordprocessingShape" xmlns:w14="http://schemas.microsoft.com/office/word/2010/wordml" mc:Ignorable="w14" xml:space="preserve">
+<w:hdr xmlns:wpc="http://schemas.microsoft.com/office/word/2010/wordprocessingCanvas" xmlns:mc="http://schemas.openxmlformats.org/markup-compatibility/2006" xmlns:o="urn:schemas-microsoft-com:office:office" xmlns:r="http://schemas.openxmlformats.org/officeDocument/2006/relationships" xmlns:m="http://schemas.openxmlformats.org/officeDocument/2006/math" xmlns:v="urn:schemas-microsoft-com:vml" xmlns:wp14="http://schemas.microsoft.com/office/word/2010/wordprocessingDrawing" xmlns:wp="http://schemas.openxmlformats.org/drawingml/2006/wordprocessingDrawing" xmlns:w10="urn:schemas-microsoft-com:office:word" xmlns:w="http://schemas.openxmlformats.org/wordprocessingml/2006/main" xmlns:w14="http://schemas.microsoft.com/office/word/2010/wordml" xmlns:w15="http://schemas.microsoft.com/office/word/2012/wordml" xmlns:wpg="http://schemas.microsoft.com/office/word/2010/wordprocessingGroup" xmlns:wpi="http://schemas.microsoft.com/office/word/2010/wordprocessingInk" xmlns:wne="http://schemas.microsoft.com/office/word/2006/wordml" xmlns:wps="http://schemas.microsoft.com/office/word/2010/wordprocessingShape" xmlns:wpsCustomData="http://www.wps.cn/officeDocument/2013/wpsCustomData" mc:Ignorable="w14 w15 wp14">
   <w:p>
     <w:pPr>
-      <w:pStyle w:val="BodyText"/>
+      <w:pStyle w:val="7"/>
       <w:spacing w:line="14" w:lineRule="auto"/>
       <w:rPr>
         <w:sz w:val="20"/>
@@ -2520,25 +2663,22 @@
       <mc:AlternateContent>
         <mc:Choice Requires="wps">
           <w:drawing>
-            <wp:anchor distT="0" distB="0" distL="0" distR="0" allowOverlap="1" layoutInCell="1" locked="0" behindDoc="1" simplePos="0" relativeHeight="487526400">
+            <wp:anchor distT="0" distB="0" distL="0" distR="0" simplePos="0" relativeHeight="251659264" behindDoc="1" locked="0" layoutInCell="1" allowOverlap="1">
               <wp:simplePos x="0" y="0"/>
               <wp:positionH relativeFrom="page">
-                <wp:posOffset>4559276</wp:posOffset>
+                <wp:posOffset>4558665</wp:posOffset>
               </wp:positionH>
               <wp:positionV relativeFrom="page">
-                <wp:posOffset>890680</wp:posOffset>
+                <wp:posOffset>890270</wp:posOffset>
               </wp:positionV>
               <wp:extent cx="1901825" cy="162560"/>
               <wp:effectExtent l="0" t="0" r="0" b="0"/>
               <wp:wrapNone/>
               <wp:docPr id="1" name="Textbox 1"/>
-              <wp:cNvGraphicFramePr>
-                <a:graphicFrameLocks/>
-              </wp:cNvGraphicFramePr>
-              <a:graphic>
+              <wp:cNvGraphicFramePr/>
+              <a:graphic xmlns:a="http://schemas.openxmlformats.org/drawingml/2006/main">
                 <a:graphicData uri="http://schemas.microsoft.com/office/word/2010/wordprocessingShape">
                   <wps:wsp>
-                    <wps:cNvPr id="1" name="Textbox 1"/>
                     <wps:cNvSpPr txBox="1"/>
                     <wps:spPr>
                       <a:xfrm>
@@ -2574,7 +2714,7 @@
                               <w:spacing w:val="11"/>
                               <w:sz w:val="19"/>
                             </w:rPr>
-                            <w:t> </w:t>
+                            <w:t xml:space="preserve"> </w:t>
                           </w:r>
                           <w:r>
                             <w:rPr>
@@ -2589,7 +2729,7 @@
                               <w:spacing w:val="8"/>
                               <w:sz w:val="19"/>
                             </w:rPr>
-                            <w:t> </w:t>
+                            <w:t xml:space="preserve"> </w:t>
                           </w:r>
                           <w:r>
                             <w:rPr>
@@ -2604,7 +2744,7 @@
                               <w:spacing w:val="10"/>
                               <w:sz w:val="19"/>
                             </w:rPr>
-                            <w:t> </w:t>
+                            <w:t xml:space="preserve"> </w:t>
                           </w:r>
                           <w:r>
                             <w:rPr>
@@ -2628,12 +2768,12 @@
         </mc:Choice>
         <mc:Fallback>
           <w:pict>
-            <v:shapetype id="_x0000_t202" o:spt="202" coordsize="21600,21600" path="m,l,21600r21600,l21600,xe">
-              <v:stroke joinstyle="miter"/>
-              <v:path gradientshapeok="t" o:connecttype="rect"/>
-            </v:shapetype>
-            <v:shape style="position:absolute;margin-left:358.998138pt;margin-top:70.132301pt;width:149.75pt;height:12.8pt;mso-position-horizontal-relative:page;mso-position-vertical-relative:page;z-index:-15790080" type="#_x0000_t202" id="docshape1" filled="false" stroked="false">
-              <v:textbox inset="0,0,0,0">
+            <v:shape id="Textbox 1" o:spid="_x0000_s1026" o:spt="202" type="#_x0000_t202" style="position:absolute;left:0pt;margin-left:358.95pt;margin-top:70.1pt;height:12.8pt;width:149.75pt;mso-position-horizontal-relative:page;mso-position-vertical-relative:page;z-index:-251657216;mso-width-relative:page;mso-height-relative:page;" filled="f" stroked="f" coordsize="21600,21600" o:gfxdata="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">
+              <v:fill on="f" focussize="0,0"/>
+              <v:stroke on="f"/>
+              <v:imagedata o:title=""/>
+              <o:lock v:ext="edit" aspectratio="f"/>
+              <v:textbox inset="0mm,0mm,0mm,0mm">
                 <w:txbxContent>
                   <w:p>
                     <w:pPr>
@@ -2658,7 +2798,7 @@
                         <w:spacing w:val="11"/>
                         <w:sz w:val="19"/>
                       </w:rPr>
-                      <w:t> </w:t>
+                      <w:t xml:space="preserve"> </w:t>
                     </w:r>
                     <w:r>
                       <w:rPr>
@@ -2673,7 +2813,7 @@
                         <w:spacing w:val="8"/>
                         <w:sz w:val="19"/>
                       </w:rPr>
-                      <w:t> </w:t>
+                      <w:t xml:space="preserve"> </w:t>
                     </w:r>
                     <w:r>
                       <w:rPr>
@@ -2688,7 +2828,7 @@
                         <w:spacing w:val="10"/>
                         <w:sz w:val="19"/>
                       </w:rPr>
-                      <w:t> </w:t>
+                      <w:t xml:space="preserve"> </w:t>
                     </w:r>
                     <w:r>
                       <w:rPr>
@@ -2701,7 +2841,6 @@
                   </w:p>
                 </w:txbxContent>
               </v:textbox>
-              <w10:wrap type="none"/>
             </v:shape>
           </w:pict>
         </mc:Fallback>
@@ -2712,10 +2851,12 @@
 </file>
 
 <file path=word/numbering.xml><?xml version="1.0" encoding="utf-8"?>
-<w:numbering xmlns:ve="http://schemas.openxmlformats.org/markup-compatibility/2006" xmlns:o="urn:schemas-microsoft-com:office:office" xmlns:r="http://schemas.openxmlformats.org/officeDocument/2006/relationships" xmlns:m="http://schemas.openxmlformats.org/officeDocument/2006/math" xmlns:v="urn:schemas-microsoft-com:vml" xmlns:wp="http://schemas.openxmlformats.org/drawingml/2006/wordprocessingDrawing" xmlns:w10="urn:schemas-microsoft-com:office:word" xmlns:w="http://schemas.openxmlformats.org/wordprocessingml/2006/main" xmlns:wne="http://schemas.microsoft.com/office/word/2006/wordml">
+<w:numbering xmlns:wpc="http://schemas.microsoft.com/office/word/2010/wordprocessingCanvas" xmlns:mc="http://schemas.openxmlformats.org/markup-compatibility/2006" xmlns:o="urn:schemas-microsoft-com:office:office" xmlns:r="http://schemas.openxmlformats.org/officeDocument/2006/relationships" xmlns:m="http://schemas.openxmlformats.org/officeDocument/2006/math" xmlns:v="urn:schemas-microsoft-com:vml" xmlns:wp14="http://schemas.microsoft.com/office/word/2010/wordprocessingDrawing" xmlns:wp="http://schemas.openxmlformats.org/drawingml/2006/wordprocessingDrawing" xmlns:w10="urn:schemas-microsoft-com:office:word" xmlns:w="http://schemas.openxmlformats.org/wordprocessingml/2006/main" xmlns:w14="http://schemas.microsoft.com/office/word/2010/wordml" xmlns:wpg="http://schemas.microsoft.com/office/word/2010/wordprocessingGroup" xmlns:wpi="http://schemas.microsoft.com/office/word/2010/wordprocessingInk" xmlns:wne="http://schemas.microsoft.com/office/word/2006/wordml" xmlns:wps="http://schemas.microsoft.com/office/word/2010/wordprocessingShape" xmlns:wpsCustomData="http://www.wps.cn/officeDocument/2013/wpsCustomData" mc:Ignorable="w14 wp14">
   <w:abstractNum w:abstractNumId="0">
-    <w:multiLevelType w:val="hybridMultilevel"/>
-    <w:lvl w:ilvl="0">
+    <w:nsid w:val="0053208E"/>
+    <w:multiLevelType w:val="multilevel"/>
+    <w:tmpl w:val="0053208E"/>
+    <w:lvl w:ilvl="0" w:tentative="0">
       <w:start w:val="1"/>
       <w:numFmt w:val="decimal"/>
       <w:lvlText w:val="%1."/>
@@ -2737,7 +2878,7 @@
         <w:lang w:val="en-US" w:eastAsia="en-US" w:bidi="ar-SA"/>
       </w:rPr>
     </w:lvl>
-    <w:lvl w:ilvl="1">
+    <w:lvl w:ilvl="1" w:tentative="0">
       <w:start w:val="0"/>
       <w:numFmt w:val="bullet"/>
       <w:lvlText w:val="•"/>
@@ -2750,7 +2891,7 @@
         <w:lang w:val="en-US" w:eastAsia="en-US" w:bidi="ar-SA"/>
       </w:rPr>
     </w:lvl>
-    <w:lvl w:ilvl="2">
+    <w:lvl w:ilvl="2" w:tentative="0">
       <w:start w:val="0"/>
       <w:numFmt w:val="bullet"/>
       <w:lvlText w:val="•"/>
@@ -2763,7 +2904,7 @@
         <w:lang w:val="en-US" w:eastAsia="en-US" w:bidi="ar-SA"/>
       </w:rPr>
     </w:lvl>
-    <w:lvl w:ilvl="3">
+    <w:lvl w:ilvl="3" w:tentative="0">
       <w:start w:val="0"/>
       <w:numFmt w:val="bullet"/>
       <w:lvlText w:val="•"/>
@@ -2776,7 +2917,7 @@
         <w:lang w:val="en-US" w:eastAsia="en-US" w:bidi="ar-SA"/>
       </w:rPr>
     </w:lvl>
-    <w:lvl w:ilvl="4">
+    <w:lvl w:ilvl="4" w:tentative="0">
       <w:start w:val="0"/>
       <w:numFmt w:val="bullet"/>
       <w:lvlText w:val="•"/>
@@ -2789,7 +2930,7 @@
         <w:lang w:val="en-US" w:eastAsia="en-US" w:bidi="ar-SA"/>
       </w:rPr>
     </w:lvl>
-    <w:lvl w:ilvl="5">
+    <w:lvl w:ilvl="5" w:tentative="0">
       <w:start w:val="0"/>
       <w:numFmt w:val="bullet"/>
       <w:lvlText w:val="•"/>
@@ -2802,7 +2943,7 @@
         <w:lang w:val="en-US" w:eastAsia="en-US" w:bidi="ar-SA"/>
       </w:rPr>
     </w:lvl>
-    <w:lvl w:ilvl="6">
+    <w:lvl w:ilvl="6" w:tentative="0">
       <w:start w:val="0"/>
       <w:numFmt w:val="bullet"/>
       <w:lvlText w:val="•"/>
@@ -2815,7 +2956,7 @@
         <w:lang w:val="en-US" w:eastAsia="en-US" w:bidi="ar-SA"/>
       </w:rPr>
     </w:lvl>
-    <w:lvl w:ilvl="7">
+    <w:lvl w:ilvl="7" w:tentative="0">
       <w:start w:val="0"/>
       <w:numFmt w:val="bullet"/>
       <w:lvlText w:val="•"/>
@@ -2828,7 +2969,7 @@
         <w:lang w:val="en-US" w:eastAsia="en-US" w:bidi="ar-SA"/>
       </w:rPr>
     </w:lvl>
-    <w:lvl w:ilvl="8">
+    <w:lvl w:ilvl="8" w:tentative="0">
       <w:start w:val="0"/>
       <w:numFmt w:val="bullet"/>
       <w:lvlText w:val="•"/>
@@ -2849,83 +2990,290 @@
 </file>
 
 <file path=word/styles.xml><?xml version="1.0" encoding="utf-8"?>
-<w:styles xmlns:r="http://schemas.openxmlformats.org/officeDocument/2006/relationships" xmlns:w="http://schemas.openxmlformats.org/wordprocessingml/2006/main">
+<w:styles xmlns:mc="http://schemas.openxmlformats.org/markup-compatibility/2006" xmlns:o="urn:schemas-microsoft-com:office:office" xmlns:r="http://schemas.openxmlformats.org/officeDocument/2006/relationships" xmlns:m="http://schemas.openxmlformats.org/officeDocument/2006/math" xmlns:v="urn:schemas-microsoft-com:vml" xmlns:w="http://schemas.openxmlformats.org/wordprocessingml/2006/main" xmlns:w14="http://schemas.microsoft.com/office/word/2010/wordml" xmlns:w10="urn:schemas-microsoft-com:office:word" xmlns:sl="http://schemas.openxmlformats.org/schemaLibrary/2006/main" xmlns:wpsCustomData="http://www.wps.cn/officeDocument/2013/wpsCustomData" mc:Ignorable="w14">
   <w:docDefaults>
     <w:rPrDefault>
       <w:rPr>
-        <w:rFonts w:cstheme="minorBidi" w:hAnsiTheme="minorHAnsi" w:eastAsiaTheme="minorHAnsi" w:asciiTheme="minorHAnsi"/>
-        <w:sz w:val="22"/>
-        <w:szCs w:val="22"/>
-        <w:lang w:val="en-US" w:bidi="ar-SA" w:eastAsia="en-US"/>
+        <w:rFonts w:asciiTheme="minorHAnsi" w:hAnsiTheme="minorHAnsi" w:eastAsiaTheme="minorHAnsi" w:cstheme="minorBidi"/>
       </w:rPr>
     </w:rPrDefault>
-    <w:pPrDefault>
-      <w:pPr>
-        <w:widowControl w:val="0"/>
-        <w:autoSpaceDE w:val="0"/>
-        <w:autoSpaceDN w:val="0"/>
-        <w:spacing w:lineRule="auto" w:line="240" w:before="0" w:after="0"/>
-        <w:ind w:left="0" w:right="0"/>
-        <w:jc w:val="left"/>
-      </w:pPr>
-    </w:pPrDefault>
+    <w:pPrDefault/>
   </w:docDefaults>
-  <w:style w:styleId="DefaultParagraphFont" w:default="1" w:type="character">
-    <w:name w:val="Default Paragraph Font"/>
+  <w:latentStyles w:count="260" w:defQFormat="0" w:defUnhideWhenUsed="1" w:defSemiHidden="1" w:defUIPriority="99" w:defLockedState="0">
+    <w:lsdException w:qFormat="1" w:unhideWhenUsed="0" w:uiPriority="1" w:semiHidden="0" w:name="Normal"/>
+    <w:lsdException w:qFormat="1" w:unhideWhenUsed="0" w:uiPriority="1" w:semiHidden="0" w:name="heading 1"/>
+    <w:lsdException w:qFormat="1" w:unhideWhenUsed="0" w:uiPriority="1" w:semiHidden="0" w:name="heading 2"/>
+    <w:lsdException w:qFormat="1" w:unhideWhenUsed="0" w:uiPriority="1" w:semiHidden="0" w:name="heading 3"/>
+    <w:lsdException w:qFormat="1" w:uiPriority="0" w:name="heading 4"/>
+    <w:lsdException w:qFormat="1" w:uiPriority="0" w:name="heading 5"/>
+    <w:lsdException w:qFormat="1" w:uiPriority="0" w:name="heading 6"/>
+    <w:lsdException w:qFormat="1" w:uiPriority="0" w:name="heading 7"/>
+    <w:lsdException w:qFormat="1" w:uiPriority="0" w:name="heading 8"/>
+    <w:lsdException w:qFormat="1" w:uiPriority="0" w:name="heading 9"/>
+    <w:lsdException w:unhideWhenUsed="0" w:uiPriority="0" w:semiHidden="0" w:name="index 1"/>
+    <w:lsdException w:unhideWhenUsed="0" w:uiPriority="0" w:semiHidden="0" w:name="index 2"/>
+    <w:lsdException w:unhideWhenUsed="0" w:uiPriority="0" w:semiHidden="0" w:name="index 3"/>
+    <w:lsdException w:unhideWhenUsed="0" w:uiPriority="0" w:semiHidden="0" w:name="index 4"/>
+    <w:lsdException w:unhideWhenUsed="0" w:uiPriority="0" w:semiHidden="0" w:name="index 5"/>
+    <w:lsdException w:unhideWhenUsed="0" w:uiPriority="0" w:semiHidden="0" w:name="index 6"/>
+    <w:lsdException w:unhideWhenUsed="0" w:uiPriority="0" w:semiHidden="0" w:name="index 7"/>
+    <w:lsdException w:unhideWhenUsed="0" w:uiPriority="0" w:semiHidden="0" w:name="index 8"/>
+    <w:lsdException w:unhideWhenUsed="0" w:uiPriority="0" w:semiHidden="0" w:name="index 9"/>
+    <w:lsdException w:unhideWhenUsed="0" w:uiPriority="0" w:semiHidden="0" w:name="toc 1"/>
+    <w:lsdException w:unhideWhenUsed="0" w:uiPriority="0" w:semiHidden="0" w:name="toc 2"/>
+    <w:lsdException w:unhideWhenUsed="0" w:uiPriority="0" w:semiHidden="0" w:name="toc 3"/>
+    <w:lsdException w:unhideWhenUsed="0" w:uiPriority="0" w:semiHidden="0" w:name="toc 4"/>
+    <w:lsdException w:unhideWhenUsed="0" w:uiPriority="0" w:semiHidden="0" w:name="toc 5"/>
+    <w:lsdException w:unhideWhenUsed="0" w:uiPriority="0" w:semiHidden="0" w:name="toc 6"/>
+    <w:lsdException w:unhideWhenUsed="0" w:uiPriority="0" w:semiHidden="0" w:name="toc 7"/>
+    <w:lsdException w:unhideWhenUsed="0" w:uiPriority="0" w:semiHidden="0" w:name="toc 8"/>
+    <w:lsdException w:unhideWhenUsed="0" w:uiPriority="0" w:semiHidden="0" w:name="toc 9"/>
+    <w:lsdException w:unhideWhenUsed="0" w:uiPriority="0" w:semiHidden="0" w:name="Normal Indent"/>
+    <w:lsdException w:unhideWhenUsed="0" w:uiPriority="0" w:semiHidden="0" w:name="footnote text"/>
+    <w:lsdException w:unhideWhenUsed="0" w:uiPriority="0" w:semiHidden="0" w:name="annotation text"/>
+    <w:lsdException w:unhideWhenUsed="0" w:uiPriority="0" w:semiHidden="0" w:name="header"/>
+    <w:lsdException w:unhideWhenUsed="0" w:uiPriority="0" w:semiHidden="0" w:name="footer"/>
+    <w:lsdException w:unhideWhenUsed="0" w:uiPriority="0" w:semiHidden="0" w:name="index heading"/>
+    <w:lsdException w:qFormat="1" w:uiPriority="0" w:name="caption"/>
+    <w:lsdException w:unhideWhenUsed="0" w:uiPriority="0" w:semiHidden="0" w:name="table of figures"/>
+    <w:lsdException w:unhideWhenUsed="0" w:uiPriority="0" w:semiHidden="0" w:name="envelope address"/>
+    <w:lsdException w:unhideWhenUsed="0" w:uiPriority="0" w:semiHidden="0" w:name="envelope return"/>
+    <w:lsdException w:unhideWhenUsed="0" w:uiPriority="0" w:semiHidden="0" w:name="footnote reference"/>
+    <w:lsdException w:unhideWhenUsed="0" w:uiPriority="0" w:semiHidden="0" w:name="annotation reference"/>
+    <w:lsdException w:unhideWhenUsed="0" w:uiPriority="0" w:semiHidden="0" w:name="line number"/>
+    <w:lsdException w:unhideWhenUsed="0" w:uiPriority="0" w:semiHidden="0" w:name="page number"/>
+    <w:lsdException w:unhideWhenUsed="0" w:uiPriority="0" w:semiHidden="0" w:name="endnote reference"/>
+    <w:lsdException w:unhideWhenUsed="0" w:uiPriority="0" w:semiHidden="0" w:name="endnote text"/>
+    <w:lsdException w:unhideWhenUsed="0" w:uiPriority="0" w:semiHidden="0" w:name="table of authorities"/>
+    <w:lsdException w:unhideWhenUsed="0" w:uiPriority="0" w:semiHidden="0" w:name="macro"/>
+    <w:lsdException w:unhideWhenUsed="0" w:uiPriority="0" w:semiHidden="0" w:name="toa heading"/>
+    <w:lsdException w:unhideWhenUsed="0" w:uiPriority="0" w:semiHidden="0" w:name="List"/>
+    <w:lsdException w:unhideWhenUsed="0" w:uiPriority="0" w:semiHidden="0" w:name="List Bullet"/>
+    <w:lsdException w:unhideWhenUsed="0" w:uiPriority="0" w:semiHidden="0" w:name="List Number"/>
+    <w:lsdException w:unhideWhenUsed="0" w:uiPriority="0" w:semiHidden="0" w:name="List 2"/>
+    <w:lsdException w:unhideWhenUsed="0" w:uiPriority="0" w:semiHidden="0" w:name="List 3"/>
+    <w:lsdException w:unhideWhenUsed="0" w:uiPriority="0" w:semiHidden="0" w:name="List 4"/>
+    <w:lsdException w:unhideWhenUsed="0" w:uiPriority="0" w:semiHidden="0" w:name="List 5"/>
+    <w:lsdException w:unhideWhenUsed="0" w:uiPriority="0" w:semiHidden="0" w:name="List Bullet 2"/>
+    <w:lsdException w:unhideWhenUsed="0" w:uiPriority="0" w:semiHidden="0" w:name="List Bullet 3"/>
+    <w:lsdException w:unhideWhenUsed="0" w:uiPriority="0" w:semiHidden="0" w:name="List Bullet 4"/>
+    <w:lsdException w:unhideWhenUsed="0" w:uiPriority="0" w:semiHidden="0" w:name="List Bullet 5"/>
+    <w:lsdException w:unhideWhenUsed="0" w:uiPriority="0" w:semiHidden="0" w:name="List Number 2"/>
+    <w:lsdException w:unhideWhenUsed="0" w:uiPriority="0" w:semiHidden="0" w:name="List Number 3"/>
+    <w:lsdException w:unhideWhenUsed="0" w:uiPriority="0" w:semiHidden="0" w:name="List Number 4"/>
+    <w:lsdException w:unhideWhenUsed="0" w:uiPriority="0" w:semiHidden="0" w:name="List Number 5"/>
+    <w:lsdException w:qFormat="1" w:unhideWhenUsed="0" w:uiPriority="0" w:semiHidden="0" w:name="Title"/>
+    <w:lsdException w:unhideWhenUsed="0" w:uiPriority="0" w:semiHidden="0" w:name="Closing"/>
+    <w:lsdException w:unhideWhenUsed="0" w:uiPriority="0" w:semiHidden="0" w:name="Signature"/>
+    <w:lsdException w:qFormat="1" w:uiPriority="1" w:name="Default Paragraph Font"/>
+    <w:lsdException w:qFormat="1" w:unhideWhenUsed="0" w:uiPriority="1" w:semiHidden="0" w:name="Body Text"/>
+    <w:lsdException w:unhideWhenUsed="0" w:uiPriority="0" w:semiHidden="0" w:name="Body Text Indent"/>
+    <w:lsdException w:unhideWhenUsed="0" w:uiPriority="0" w:semiHidden="0" w:name="List Continue"/>
+    <w:lsdException w:unhideWhenUsed="0" w:uiPriority="0" w:semiHidden="0" w:name="List Continue 2"/>
+    <w:lsdException w:unhideWhenUsed="0" w:uiPriority="0" w:semiHidden="0" w:name="List Continue 3"/>
+    <w:lsdException w:unhideWhenUsed="0" w:uiPriority="0" w:semiHidden="0" w:name="List Continue 4"/>
+    <w:lsdException w:unhideWhenUsed="0" w:uiPriority="0" w:semiHidden="0" w:name="List Continue 5"/>
+    <w:lsdException w:unhideWhenUsed="0" w:uiPriority="0" w:semiHidden="0" w:name="Message Header"/>
+    <w:lsdException w:qFormat="1" w:unhideWhenUsed="0" w:uiPriority="0" w:semiHidden="0" w:name="Subtitle"/>
+    <w:lsdException w:unhideWhenUsed="0" w:uiPriority="0" w:semiHidden="0" w:name="Salutation"/>
+    <w:lsdException w:unhideWhenUsed="0" w:uiPriority="0" w:semiHidden="0" w:name="Date"/>
+    <w:lsdException w:unhideWhenUsed="0" w:uiPriority="0" w:semiHidden="0" w:name="Body Text First Indent"/>
+    <w:lsdException w:unhideWhenUsed="0" w:uiPriority="0" w:semiHidden="0" w:name="Body Text First Indent 2"/>
+    <w:lsdException w:unhideWhenUsed="0" w:uiPriority="0" w:semiHidden="0" w:name="Note Heading"/>
+    <w:lsdException w:unhideWhenUsed="0" w:uiPriority="0" w:semiHidden="0" w:name="Body Text 2"/>
+    <w:lsdException w:unhideWhenUsed="0" w:uiPriority="0" w:semiHidden="0" w:name="Body Text 3"/>
+    <w:lsdException w:unhideWhenUsed="0" w:uiPriority="0" w:semiHidden="0" w:name="Body Text Indent 2"/>
+    <w:lsdException w:unhideWhenUsed="0" w:uiPriority="0" w:semiHidden="0" w:name="Body Text Indent 3"/>
+    <w:lsdException w:unhideWhenUsed="0" w:uiPriority="0" w:semiHidden="0" w:name="Block Text"/>
+    <w:lsdException w:unhideWhenUsed="0" w:uiPriority="0" w:semiHidden="0" w:name="Hyperlink"/>
+    <w:lsdException w:unhideWhenUsed="0" w:uiPriority="0" w:semiHidden="0" w:name="FollowedHyperlink"/>
+    <w:lsdException w:qFormat="1" w:unhideWhenUsed="0" w:uiPriority="0" w:semiHidden="0" w:name="Strong"/>
+    <w:lsdException w:qFormat="1" w:unhideWhenUsed="0" w:uiPriority="0" w:semiHidden="0" w:name="Emphasis"/>
+    <w:lsdException w:unhideWhenUsed="0" w:uiPriority="0" w:semiHidden="0" w:name="Document Map"/>
+    <w:lsdException w:unhideWhenUsed="0" w:uiPriority="0" w:semiHidden="0" w:name="Plain Text"/>
+    <w:lsdException w:unhideWhenUsed="0" w:uiPriority="0" w:semiHidden="0" w:name="E-mail Signature"/>
+    <w:lsdException w:unhideWhenUsed="0" w:uiPriority="0" w:semiHidden="0" w:name="Normal (Web)"/>
+    <w:lsdException w:unhideWhenUsed="0" w:uiPriority="0" w:semiHidden="0" w:name="HTML Acronym"/>
+    <w:lsdException w:unhideWhenUsed="0" w:uiPriority="0" w:semiHidden="0" w:name="HTML Address"/>
+    <w:lsdException w:unhideWhenUsed="0" w:uiPriority="0" w:semiHidden="0" w:name="HTML Cite"/>
+    <w:lsdException w:unhideWhenUsed="0" w:uiPriority="0" w:semiHidden="0" w:name="HTML Code"/>
+    <w:lsdException w:unhideWhenUsed="0" w:uiPriority="0" w:semiHidden="0" w:name="HTML Definition"/>
+    <w:lsdException w:unhideWhenUsed="0" w:uiPriority="0" w:semiHidden="0" w:name="HTML Keyboard"/>
+    <w:lsdException w:unhideWhenUsed="0" w:uiPriority="0" w:semiHidden="0" w:name="HTML Preformatted"/>
+    <w:lsdException w:unhideWhenUsed="0" w:uiPriority="0" w:semiHidden="0" w:name="HTML Sample"/>
+    <w:lsdException w:unhideWhenUsed="0" w:uiPriority="0" w:semiHidden="0" w:name="HTML Typewriter"/>
+    <w:lsdException w:unhideWhenUsed="0" w:uiPriority="0" w:semiHidden="0" w:name="HTML Variable"/>
+    <w:lsdException w:qFormat="1" w:unhideWhenUsed="0" w:uiPriority="0" w:name="Normal Table"/>
+    <w:lsdException w:unhideWhenUsed="0" w:uiPriority="0" w:semiHidden="0" w:name="annotation subject"/>
+    <w:lsdException w:unhideWhenUsed="0" w:uiPriority="0" w:semiHidden="0" w:name="Table Simple 1"/>
+    <w:lsdException w:unhideWhenUsed="0" w:uiPriority="0" w:semiHidden="0" w:name="Table Simple 2"/>
+    <w:lsdException w:unhideWhenUsed="0" w:uiPriority="0" w:semiHidden="0" w:name="Table Simple 3"/>
+    <w:lsdException w:unhideWhenUsed="0" w:uiPriority="0" w:semiHidden="0" w:name="Table Classic 1"/>
+    <w:lsdException w:unhideWhenUsed="0" w:uiPriority="0" w:semiHidden="0" w:name="Table Classic 2"/>
+    <w:lsdException w:unhideWhenUsed="0" w:uiPriority="0" w:semiHidden="0" w:name="Table Classic 3"/>
+    <w:lsdException w:unhideWhenUsed="0" w:uiPriority="0" w:semiHidden="0" w:name="Table Classic 4"/>
+    <w:lsdException w:unhideWhenUsed="0" w:uiPriority="0" w:semiHidden="0" w:name="Table Colorful 1"/>
+    <w:lsdException w:unhideWhenUsed="0" w:uiPriority="0" w:semiHidden="0" w:name="Table Colorful 2"/>
+    <w:lsdException w:unhideWhenUsed="0" w:uiPriority="0" w:semiHidden="0" w:name="Table Colorful 3"/>
+    <w:lsdException w:unhideWhenUsed="0" w:uiPriority="0" w:semiHidden="0" w:name="Table Columns 1"/>
+    <w:lsdException w:unhideWhenUsed="0" w:uiPriority="0" w:semiHidden="0" w:name="Table Columns 2"/>
+    <w:lsdException w:unhideWhenUsed="0" w:uiPriority="0" w:semiHidden="0" w:name="Table Columns 3"/>
+    <w:lsdException w:unhideWhenUsed="0" w:uiPriority="0" w:semiHidden="0" w:name="Table Columns 4"/>
+    <w:lsdException w:unhideWhenUsed="0" w:uiPriority="0" w:semiHidden="0" w:name="Table Columns 5"/>
+    <w:lsdException w:unhideWhenUsed="0" w:uiPriority="0" w:semiHidden="0" w:name="Table Grid 1"/>
+    <w:lsdException w:unhideWhenUsed="0" w:uiPriority="0" w:semiHidden="0" w:name="Table Grid 2"/>
+    <w:lsdException w:unhideWhenUsed="0" w:uiPriority="0" w:semiHidden="0" w:name="Table Grid 3"/>
+    <w:lsdException w:unhideWhenUsed="0" w:uiPriority="0" w:semiHidden="0" w:name="Table Grid 4"/>
+    <w:lsdException w:unhideWhenUsed="0" w:uiPriority="0" w:semiHidden="0" w:name="Table Grid 5"/>
+    <w:lsdException w:unhideWhenUsed="0" w:uiPriority="0" w:semiHidden="0" w:name="Table Grid 6"/>
+    <w:lsdException w:unhideWhenUsed="0" w:uiPriority="0" w:semiHidden="0" w:name="Table Grid 7"/>
+    <w:lsdException w:unhideWhenUsed="0" w:uiPriority="0" w:semiHidden="0" w:name="Table Grid 8"/>
+    <w:lsdException w:unhideWhenUsed="0" w:uiPriority="0" w:semiHidden="0" w:name="Table List 1"/>
+    <w:lsdException w:unhideWhenUsed="0" w:uiPriority="0" w:semiHidden="0" w:name="Table List 2"/>
+    <w:lsdException w:unhideWhenUsed="0" w:uiPriority="0" w:semiHidden="0" w:name="Table List 3"/>
+    <w:lsdException w:unhideWhenUsed="0" w:uiPriority="0" w:semiHidden="0" w:name="Table List 4"/>
+    <w:lsdException w:unhideWhenUsed="0" w:uiPriority="0" w:semiHidden="0" w:name="Table List 5"/>
+    <w:lsdException w:unhideWhenUsed="0" w:uiPriority="0" w:semiHidden="0" w:name="Table List 6"/>
+    <w:lsdException w:unhideWhenUsed="0" w:uiPriority="0" w:semiHidden="0" w:name="Table List 7"/>
+    <w:lsdException w:unhideWhenUsed="0" w:uiPriority="0" w:semiHidden="0" w:name="Table List 8"/>
+    <w:lsdException w:unhideWhenUsed="0" w:uiPriority="0" w:semiHidden="0" w:name="Table 3D effects 1"/>
+    <w:lsdException w:unhideWhenUsed="0" w:uiPriority="0" w:semiHidden="0" w:name="Table 3D effects 2"/>
+    <w:lsdException w:unhideWhenUsed="0" w:uiPriority="0" w:semiHidden="0" w:name="Table 3D effects 3"/>
+    <w:lsdException w:unhideWhenUsed="0" w:uiPriority="0" w:semiHidden="0" w:name="Table Contemporary"/>
+    <w:lsdException w:unhideWhenUsed="0" w:uiPriority="0" w:semiHidden="0" w:name="Table Elegant"/>
+    <w:lsdException w:unhideWhenUsed="0" w:uiPriority="0" w:semiHidden="0" w:name="Table Professional"/>
+    <w:lsdException w:unhideWhenUsed="0" w:uiPriority="0" w:semiHidden="0" w:name="Table Subtle 1"/>
+    <w:lsdException w:unhideWhenUsed="0" w:uiPriority="0" w:semiHidden="0" w:name="Table Subtle 2"/>
+    <w:lsdException w:unhideWhenUsed="0" w:uiPriority="0" w:semiHidden="0" w:name="Table Web 1"/>
+    <w:lsdException w:unhideWhenUsed="0" w:uiPriority="0" w:semiHidden="0" w:name="Table Web 2"/>
+    <w:lsdException w:unhideWhenUsed="0" w:uiPriority="0" w:semiHidden="0" w:name="Table Web 3"/>
+    <w:lsdException w:unhideWhenUsed="0" w:uiPriority="0" w:semiHidden="0" w:name="Balloon Text"/>
+    <w:lsdException w:unhideWhenUsed="0" w:uiPriority="0" w:semiHidden="0" w:name="Table Grid"/>
+    <w:lsdException w:unhideWhenUsed="0" w:uiPriority="0" w:semiHidden="0" w:name="Table Theme"/>
+    <w:lsdException w:unhideWhenUsed="0" w:uiPriority="60" w:semiHidden="0" w:name="Light Shading"/>
+    <w:lsdException w:unhideWhenUsed="0" w:uiPriority="61" w:semiHidden="0" w:name="Light List"/>
+    <w:lsdException w:unhideWhenUsed="0" w:uiPriority="62" w:semiHidden="0" w:name="Light Grid"/>
+    <w:lsdException w:unhideWhenUsed="0" w:uiPriority="63" w:semiHidden="0" w:name="Medium Shading 1"/>
+    <w:lsdException w:unhideWhenUsed="0" w:uiPriority="64" w:semiHidden="0" w:name="Medium Shading 2"/>
+    <w:lsdException w:unhideWhenUsed="0" w:uiPriority="65" w:semiHidden="0" w:name="Medium List 1"/>
+    <w:lsdException w:unhideWhenUsed="0" w:uiPriority="66" w:semiHidden="0" w:name="Medium List 2"/>
+    <w:lsdException w:unhideWhenUsed="0" w:uiPriority="67" w:semiHidden="0" w:name="Medium Grid 1"/>
+    <w:lsdException w:unhideWhenUsed="0" w:uiPriority="68" w:semiHidden="0" w:name="Medium Grid 2"/>
+    <w:lsdException w:unhideWhenUsed="0" w:uiPriority="69" w:semiHidden="0" w:name="Medium Grid 3"/>
+    <w:lsdException w:unhideWhenUsed="0" w:uiPriority="70" w:semiHidden="0" w:name="Dark List"/>
+    <w:lsdException w:unhideWhenUsed="0" w:uiPriority="71" w:semiHidden="0" w:name="Colorful Shading"/>
+    <w:lsdException w:unhideWhenUsed="0" w:uiPriority="72" w:semiHidden="0" w:name="Colorful List"/>
+    <w:lsdException w:unhideWhenUsed="0" w:uiPriority="73" w:semiHidden="0" w:name="Colorful Grid"/>
+    <w:lsdException w:unhideWhenUsed="0" w:uiPriority="60" w:semiHidden="0" w:name="Light Shading Accent 1"/>
+    <w:lsdException w:unhideWhenUsed="0" w:uiPriority="61" w:semiHidden="0" w:name="Light List Accent 1"/>
+    <w:lsdException w:unhideWhenUsed="0" w:uiPriority="62" w:semiHidden="0" w:name="Light Grid Accent 1"/>
+    <w:lsdException w:unhideWhenUsed="0" w:uiPriority="63" w:semiHidden="0" w:name="Medium Shading 1 Accent 1"/>
+    <w:lsdException w:unhideWhenUsed="0" w:uiPriority="64" w:semiHidden="0" w:name="Medium Shading 2 Accent 1"/>
+    <w:lsdException w:unhideWhenUsed="0" w:uiPriority="65" w:semiHidden="0" w:name="Medium List 1 Accent 1"/>
+    <w:lsdException w:qFormat="1" w:unhideWhenUsed="0" w:uiPriority="1" w:semiHidden="0" w:name="List Paragraph"/>
+    <w:lsdException w:unhideWhenUsed="0" w:uiPriority="66" w:semiHidden="0" w:name="Medium List 2 Accent 1"/>
+    <w:lsdException w:unhideWhenUsed="0" w:uiPriority="67" w:semiHidden="0" w:name="Medium Grid 1 Accent 1"/>
+    <w:lsdException w:unhideWhenUsed="0" w:uiPriority="68" w:semiHidden="0" w:name="Medium Grid 2 Accent 1"/>
+    <w:lsdException w:unhideWhenUsed="0" w:uiPriority="69" w:semiHidden="0" w:name="Medium Grid 3 Accent 1"/>
+    <w:lsdException w:unhideWhenUsed="0" w:uiPriority="70" w:semiHidden="0" w:name="Dark List Accent 1"/>
+    <w:lsdException w:unhideWhenUsed="0" w:uiPriority="71" w:semiHidden="0" w:name="Colorful Shading Accent 1"/>
+    <w:lsdException w:unhideWhenUsed="0" w:uiPriority="72" w:semiHidden="0" w:name="Colorful List Accent 1"/>
+    <w:lsdException w:unhideWhenUsed="0" w:uiPriority="73" w:semiHidden="0" w:name="Colorful Grid Accent 1"/>
+    <w:lsdException w:unhideWhenUsed="0" w:uiPriority="60" w:semiHidden="0" w:name="Light Shading Accent 2"/>
+    <w:lsdException w:unhideWhenUsed="0" w:uiPriority="61" w:semiHidden="0" w:name="Light List Accent 2"/>
+    <w:lsdException w:unhideWhenUsed="0" w:uiPriority="62" w:semiHidden="0" w:name="Light Grid Accent 2"/>
+    <w:lsdException w:unhideWhenUsed="0" w:uiPriority="63" w:semiHidden="0" w:name="Medium Shading 1 Accent 2"/>
+    <w:lsdException w:unhideWhenUsed="0" w:uiPriority="64" w:semiHidden="0" w:name="Medium Shading 2 Accent 2"/>
+    <w:lsdException w:unhideWhenUsed="0" w:uiPriority="65" w:semiHidden="0" w:name="Medium List 1 Accent 2"/>
+    <w:lsdException w:unhideWhenUsed="0" w:uiPriority="66" w:semiHidden="0" w:name="Medium List 2 Accent 2"/>
+    <w:lsdException w:unhideWhenUsed="0" w:uiPriority="67" w:semiHidden="0" w:name="Medium Grid 1 Accent 2"/>
+    <w:lsdException w:unhideWhenUsed="0" w:uiPriority="68" w:semiHidden="0" w:name="Medium Grid 2 Accent 2"/>
+    <w:lsdException w:unhideWhenUsed="0" w:uiPriority="69" w:semiHidden="0" w:name="Medium Grid 3 Accent 2"/>
+    <w:lsdException w:unhideWhenUsed="0" w:uiPriority="70" w:semiHidden="0" w:name="Dark List Accent 2"/>
+    <w:lsdException w:unhideWhenUsed="0" w:uiPriority="71" w:semiHidden="0" w:name="Colorful Shading Accent 2"/>
+    <w:lsdException w:unhideWhenUsed="0" w:uiPriority="72" w:semiHidden="0" w:name="Colorful List Accent 2"/>
+    <w:lsdException w:unhideWhenUsed="0" w:uiPriority="73" w:semiHidden="0" w:name="Colorful Grid Accent 2"/>
+    <w:lsdException w:unhideWhenUsed="0" w:uiPriority="60" w:semiHidden="0" w:name="Light Shading Accent 3"/>
+    <w:lsdException w:unhideWhenUsed="0" w:uiPriority="61" w:semiHidden="0" w:name="Light List Accent 3"/>
+    <w:lsdException w:unhideWhenUsed="0" w:uiPriority="62" w:semiHidden="0" w:name="Light Grid Accent 3"/>
+    <w:lsdException w:unhideWhenUsed="0" w:uiPriority="63" w:semiHidden="0" w:name="Medium Shading 1 Accent 3"/>
+    <w:lsdException w:unhideWhenUsed="0" w:uiPriority="64" w:semiHidden="0" w:name="Medium Shading 2 Accent 3"/>
+    <w:lsdException w:unhideWhenUsed="0" w:uiPriority="65" w:semiHidden="0" w:name="Medium List 1 Accent 3"/>
+    <w:lsdException w:unhideWhenUsed="0" w:uiPriority="66" w:semiHidden="0" w:name="Medium List 2 Accent 3"/>
+    <w:lsdException w:unhideWhenUsed="0" w:uiPriority="67" w:semiHidden="0" w:name="Medium Grid 1 Accent 3"/>
+    <w:lsdException w:unhideWhenUsed="0" w:uiPriority="68" w:semiHidden="0" w:name="Medium Grid 2 Accent 3"/>
+    <w:lsdException w:unhideWhenUsed="0" w:uiPriority="69" w:semiHidden="0" w:name="Medium Grid 3 Accent 3"/>
+    <w:lsdException w:unhideWhenUsed="0" w:uiPriority="70" w:semiHidden="0" w:name="Dark List Accent 3"/>
+    <w:lsdException w:unhideWhenUsed="0" w:uiPriority="71" w:semiHidden="0" w:name="Colorful Shading Accent 3"/>
+    <w:lsdException w:unhideWhenUsed="0" w:uiPriority="72" w:semiHidden="0" w:name="Colorful List Accent 3"/>
+    <w:lsdException w:unhideWhenUsed="0" w:uiPriority="73" w:semiHidden="0" w:name="Colorful Grid Accent 3"/>
+    <w:lsdException w:unhideWhenUsed="0" w:uiPriority="60" w:semiHidden="0" w:name="Light Shading Accent 4"/>
+    <w:lsdException w:unhideWhenUsed="0" w:uiPriority="61" w:semiHidden="0" w:name="Light List Accent 4"/>
+    <w:lsdException w:unhideWhenUsed="0" w:uiPriority="62" w:semiHidden="0" w:name="Light Grid Accent 4"/>
+    <w:lsdException w:unhideWhenUsed="0" w:uiPriority="63" w:semiHidden="0" w:name="Medium Shading 1 Accent 4"/>
+    <w:lsdException w:unhideWhenUsed="0" w:uiPriority="64" w:semiHidden="0" w:name="Medium Shading 2 Accent 4"/>
+    <w:lsdException w:unhideWhenUsed="0" w:uiPriority="65" w:semiHidden="0" w:name="Medium List 1 Accent 4"/>
+    <w:lsdException w:unhideWhenUsed="0" w:uiPriority="66" w:semiHidden="0" w:name="Medium List 2 Accent 4"/>
+    <w:lsdException w:unhideWhenUsed="0" w:uiPriority="67" w:semiHidden="0" w:name="Medium Grid 1 Accent 4"/>
+    <w:lsdException w:unhideWhenUsed="0" w:uiPriority="68" w:semiHidden="0" w:name="Medium Grid 2 Accent 4"/>
+    <w:lsdException w:unhideWhenUsed="0" w:uiPriority="69" w:semiHidden="0" w:name="Medium Grid 3 Accent 4"/>
+    <w:lsdException w:unhideWhenUsed="0" w:uiPriority="70" w:semiHidden="0" w:name="Dark List Accent 4"/>
+    <w:lsdException w:unhideWhenUsed="0" w:uiPriority="71" w:semiHidden="0" w:name="Colorful Shading Accent 4"/>
+    <w:lsdException w:unhideWhenUsed="0" w:uiPriority="72" w:semiHidden="0" w:name="Colorful List Accent 4"/>
+    <w:lsdException w:unhideWhenUsed="0" w:uiPriority="73" w:semiHidden="0" w:name="Colorful Grid Accent 4"/>
+    <w:lsdException w:unhideWhenUsed="0" w:uiPriority="60" w:semiHidden="0" w:name="Light Shading Accent 5"/>
+    <w:lsdException w:unhideWhenUsed="0" w:uiPriority="61" w:semiHidden="0" w:name="Light List Accent 5"/>
+    <w:lsdException w:unhideWhenUsed="0" w:uiPriority="62" w:semiHidden="0" w:name="Light Grid Accent 5"/>
+    <w:lsdException w:unhideWhenUsed="0" w:uiPriority="63" w:semiHidden="0" w:name="Medium Shading 1 Accent 5"/>
+    <w:lsdException w:unhideWhenUsed="0" w:uiPriority="64" w:semiHidden="0" w:name="Medium Shading 2 Accent 5"/>
+    <w:lsdException w:unhideWhenUsed="0" w:uiPriority="65" w:semiHidden="0" w:name="Medium List 1 Accent 5"/>
+    <w:lsdException w:unhideWhenUsed="0" w:uiPriority="66" w:semiHidden="0" w:name="Medium List 2 Accent 5"/>
+    <w:lsdException w:unhideWhenUsed="0" w:uiPriority="67" w:semiHidden="0" w:name="Medium Grid 1 Accent 5"/>
+    <w:lsdException w:unhideWhenUsed="0" w:uiPriority="68" w:semiHidden="0" w:name="Medium Grid 2 Accent 5"/>
+    <w:lsdException w:unhideWhenUsed="0" w:uiPriority="69" w:semiHidden="0" w:name="Medium Grid 3 Accent 5"/>
+    <w:lsdException w:unhideWhenUsed="0" w:uiPriority="70" w:semiHidden="0" w:name="Dark List Accent 5"/>
+    <w:lsdException w:unhideWhenUsed="0" w:uiPriority="71" w:semiHidden="0" w:name="Colorful Shading Accent 5"/>
+    <w:lsdException w:unhideWhenUsed="0" w:uiPriority="72" w:semiHidden="0" w:name="Colorful List Accent 5"/>
+    <w:lsdException w:unhideWhenUsed="0" w:uiPriority="73" w:semiHidden="0" w:name="Colorful Grid Accent 5"/>
+    <w:lsdException w:unhideWhenUsed="0" w:uiPriority="60" w:semiHidden="0" w:name="Light Shading Accent 6"/>
+    <w:lsdException w:unhideWhenUsed="0" w:uiPriority="61" w:semiHidden="0" w:name="Light List Accent 6"/>
+    <w:lsdException w:unhideWhenUsed="0" w:uiPriority="62" w:semiHidden="0" w:name="Light Grid Accent 6"/>
+    <w:lsdException w:unhideWhenUsed="0" w:uiPriority="63" w:semiHidden="0" w:name="Medium Shading 1 Accent 6"/>
+    <w:lsdException w:unhideWhenUsed="0" w:uiPriority="64" w:semiHidden="0" w:name="Medium Shading 2 Accent 6"/>
+    <w:lsdException w:unhideWhenUsed="0" w:uiPriority="65" w:semiHidden="0" w:name="Medium List 1 Accent 6"/>
+    <w:lsdException w:unhideWhenUsed="0" w:uiPriority="66" w:semiHidden="0" w:name="Medium List 2 Accent 6"/>
+    <w:lsdException w:unhideWhenUsed="0" w:uiPriority="67" w:semiHidden="0" w:name="Medium Grid 1 Accent 6"/>
+    <w:lsdException w:unhideWhenUsed="0" w:uiPriority="68" w:semiHidden="0" w:name="Medium Grid 2 Accent 6"/>
+    <w:lsdException w:unhideWhenUsed="0" w:uiPriority="69" w:semiHidden="0" w:name="Medium Grid 3 Accent 6"/>
+    <w:lsdException w:unhideWhenUsed="0" w:uiPriority="70" w:semiHidden="0" w:name="Dark List Accent 6"/>
+    <w:lsdException w:unhideWhenUsed="0" w:uiPriority="71" w:semiHidden="0" w:name="Colorful Shading Accent 6"/>
+    <w:lsdException w:unhideWhenUsed="0" w:uiPriority="72" w:semiHidden="0" w:name="Colorful List Accent 6"/>
+    <w:lsdException w:unhideWhenUsed="0" w:uiPriority="73" w:semiHidden="0" w:name="Colorful Grid Accent 6"/>
+  </w:latentStyles>
+  <w:style w:type="paragraph" w:default="1" w:styleId="1">
+    <w:name w:val="Normal"/>
+    <w:qFormat/>
     <w:uiPriority w:val="1"/>
-    <w:semiHidden/>
-    <w:unhideWhenUsed/>
-  </w:style>
-  <w:style w:styleId="TableNormal" w:default="1" w:type="table">
-    <w:name w:val="Table Normal"/>
-    <w:uiPriority w:val="2"/>
-    <w:semiHidden/>
-    <w:unhideWhenUsed/>
-    <w:qFormat/>
-    <w:tblPr>
-      <w:tblInd w:w="0" w:type="dxa"/>
-      <w:tblCellMar>
-        <w:top w:w="0" w:type="dxa"/>
-        <w:left w:w="0" w:type="dxa"/>
-        <w:bottom w:w="0" w:type="dxa"/>
-        <w:right w:w="0" w:type="dxa"/>
-      </w:tblCellMar>
-    </w:tblPr>
-  </w:style>
-  <w:style w:styleId="NoList" w:default="1" w:type="numbering">
-    <w:name w:val="No List"/>
-    <w:uiPriority w:val="99"/>
-    <w:semiHidden/>
-    <w:unhideWhenUsed/>
-  </w:style>
-  <w:style w:default="1" w:styleId="Normal" w:type="paragraph">
-    <w:name w:val="Normal"/>
-    <w:uiPriority w:val="1"/>
-    <w:qFormat/>
-    <w:pPr/>
+    <w:pPr>
+      <w:widowControl w:val="0"/>
+      <w:autoSpaceDE w:val="0"/>
+      <w:autoSpaceDN w:val="0"/>
+      <w:spacing w:before="0" w:after="0" w:line="240" w:lineRule="auto"/>
+      <w:ind w:left="0" w:right="0"/>
+      <w:jc w:val="left"/>
+    </w:pPr>
     <w:rPr>
       <w:rFonts w:ascii="Cambria" w:hAnsi="Cambria" w:eastAsia="Cambria" w:cs="Cambria"/>
+      <w:sz w:val="22"/>
+      <w:szCs w:val="22"/>
       <w:lang w:val="en-US" w:eastAsia="en-US" w:bidi="ar-SA"/>
     </w:rPr>
   </w:style>
-  <w:style w:styleId="BodyText" w:type="paragraph">
-    <w:name w:val="Body Text"/>
-    <w:basedOn w:val="Normal"/>
+  <w:style w:type="paragraph" w:styleId="2">
+    <w:name w:val="heading 1"/>
+    <w:basedOn w:val="1"/>
+    <w:qFormat/>
     <w:uiPriority w:val="1"/>
-    <w:qFormat/>
-    <w:pPr/>
-    <w:rPr>
-      <w:rFonts w:ascii="Cambria" w:hAnsi="Cambria" w:eastAsia="Cambria" w:cs="Cambria"/>
-      <w:sz w:val="23"/>
-      <w:szCs w:val="23"/>
-      <w:lang w:val="en-US" w:eastAsia="en-US" w:bidi="ar-SA"/>
-    </w:rPr>
-  </w:style>
-  <w:style w:styleId="Heading1" w:type="paragraph">
-    <w:name w:val="Heading 1"/>
-    <w:basedOn w:val="Normal"/>
-    <w:uiPriority w:val="1"/>
-    <w:qFormat/>
     <w:pPr>
       <w:spacing w:before="105"/>
       <w:jc w:val="center"/>
@@ -2940,11 +3288,11 @@
       <w:lang w:val="en-US" w:eastAsia="en-US" w:bidi="ar-SA"/>
     </w:rPr>
   </w:style>
-  <w:style w:styleId="Heading2" w:type="paragraph">
-    <w:name w:val="Heading 2"/>
-    <w:basedOn w:val="Normal"/>
+  <w:style w:type="paragraph" w:styleId="3">
+    <w:name w:val="heading 2"/>
+    <w:basedOn w:val="1"/>
+    <w:qFormat/>
     <w:uiPriority w:val="1"/>
-    <w:qFormat/>
     <w:pPr>
       <w:ind w:left="49"/>
       <w:outlineLvl w:val="2"/>
@@ -2958,11 +3306,11 @@
       <w:lang w:val="en-US" w:eastAsia="en-US" w:bidi="ar-SA"/>
     </w:rPr>
   </w:style>
-  <w:style w:styleId="Heading3" w:type="paragraph">
-    <w:name w:val="Heading 3"/>
-    <w:basedOn w:val="Normal"/>
+  <w:style w:type="paragraph" w:styleId="4">
+    <w:name w:val="heading 3"/>
+    <w:basedOn w:val="1"/>
+    <w:qFormat/>
     <w:uiPriority w:val="1"/>
-    <w:qFormat/>
     <w:pPr>
       <w:ind w:left="282" w:hanging="233"/>
       <w:outlineLvl w:val="3"/>
@@ -2976,11 +3324,68 @@
       <w:lang w:val="en-US" w:eastAsia="en-US" w:bidi="ar-SA"/>
     </w:rPr>
   </w:style>
-  <w:style w:styleId="ListParagraph" w:type="paragraph">
+  <w:style w:type="character" w:default="1" w:styleId="5">
+    <w:name w:val="Default Paragraph Font"/>
+    <w:semiHidden/>
+    <w:unhideWhenUsed/>
+    <w:qFormat/>
+    <w:uiPriority w:val="1"/>
+  </w:style>
+  <w:style w:type="table" w:default="1" w:styleId="6">
+    <w:name w:val="Normal Table"/>
+    <w:semiHidden/>
+    <w:qFormat/>
+    <w:uiPriority w:val="0"/>
+    <w:tblPr>
+      <w:tblCellMar>
+        <w:top w:w="0" w:type="dxa"/>
+        <w:left w:w="108" w:type="dxa"/>
+        <w:bottom w:w="0" w:type="dxa"/>
+        <w:right w:w="108" w:type="dxa"/>
+      </w:tblCellMar>
+    </w:tblPr>
+  </w:style>
+  <w:style w:type="paragraph" w:styleId="7">
+    <w:name w:val="Body Text"/>
+    <w:basedOn w:val="1"/>
+    <w:qFormat/>
+    <w:uiPriority w:val="1"/>
+    <w:rPr>
+      <w:rFonts w:ascii="Cambria" w:hAnsi="Cambria" w:eastAsia="Cambria" w:cs="Cambria"/>
+      <w:sz w:val="23"/>
+      <w:szCs w:val="23"/>
+      <w:lang w:val="en-US" w:eastAsia="en-US" w:bidi="ar-SA"/>
+    </w:rPr>
+  </w:style>
+  <w:style w:type="character" w:styleId="8">
+    <w:name w:val="Hyperlink"/>
+    <w:basedOn w:val="5"/>
+    <w:uiPriority w:val="0"/>
+    <w:rPr>
+      <w:color w:val="0000FF"/>
+      <w:u w:val="single"/>
+    </w:rPr>
+  </w:style>
+  <w:style w:type="table" w:customStyle="1" w:styleId="9">
+    <w:name w:val="Table Normal1"/>
+    <w:semiHidden/>
+    <w:unhideWhenUsed/>
+    <w:qFormat/>
+    <w:uiPriority w:val="2"/>
+    <w:tblPr>
+      <w:tblCellMar>
+        <w:top w:w="0" w:type="dxa"/>
+        <w:left w:w="0" w:type="dxa"/>
+        <w:bottom w:w="0" w:type="dxa"/>
+        <w:right w:w="0" w:type="dxa"/>
+      </w:tblCellMar>
+    </w:tblPr>
+  </w:style>
+  <w:style w:type="paragraph" w:styleId="10">
     <w:name w:val="List Paragraph"/>
-    <w:basedOn w:val="Normal"/>
+    <w:basedOn w:val="1"/>
+    <w:qFormat/>
     <w:uiPriority w:val="1"/>
-    <w:qFormat/>
     <w:pPr>
       <w:ind w:left="282" w:hanging="233"/>
     </w:pPr>
@@ -2989,12 +3394,11 @@
       <w:lang w:val="en-US" w:eastAsia="en-US" w:bidi="ar-SA"/>
     </w:rPr>
   </w:style>
-  <w:style w:styleId="TableParagraph" w:type="paragraph">
+  <w:style w:type="paragraph" w:customStyle="1" w:styleId="11">
     <w:name w:val="Table Paragraph"/>
-    <w:basedOn w:val="Normal"/>
+    <w:basedOn w:val="1"/>
+    <w:qFormat/>
     <w:uiPriority w:val="1"/>
-    <w:qFormat/>
-    <w:pPr/>
     <w:rPr>
       <w:lang w:val="en-US" w:eastAsia="en-US" w:bidi="ar-SA"/>
     </w:rPr>
@@ -3281,6 +3685,26 @@
     </a:fmtScheme>
   </a:themeElements>
   <a:objectDefaults/>
-  <a:extraClrSchemeLst/>
 </a:theme>
+</file>
+
+<file path=customXml/item1.xml><?xml version="1.0" encoding="utf-8"?>
+<s:customData xmlns="http://www.wps.cn/officeDocument/2013/wpsCustomData" xmlns:s="http://www.wps.cn/officeDocument/2013/wpsCustomData">
+  <customSectProps>
+    <customSectPr/>
+    <customSectPr/>
+    <customSectPr/>
+  </customSectProps>
+  <customShpExts>
+    <customShpInfo spid="_x0000_s1026" textRotate="1"/>
+  </customShpExts>
+</s:customData>
+</file>
+
+<file path=customXml/itemProps1.xml><?xml version="1.0" encoding="utf-8"?>
+<ds:datastoreItem xmlns:ds="http://schemas.openxmlformats.org/officeDocument/2006/customXml" ds:itemID="{B1977F7D-205B-4081-913C-38D41E755F92}">
+  <ds:schemaRefs>
+    <ds:schemaRef ds:uri="http://www.wps.cn/officeDocument/2013/wpsCustomData"/>
+  </ds:schemaRefs>
+</ds:datastoreItem>
 </file>
--- a/Practical-7/25DCE014-Practical-7 File.docx
+++ b/Practical-7/25DCE014-Practical-7 File.docx
@@ -30,6 +30,8 @@
         </w:rPr>
         <w:t>7</w:t>
       </w:r>
+      <w:bookmarkStart w:id="0" w:name="_GoBack"/>
+      <w:bookmarkEnd w:id="0"/>
     </w:p>
     <w:p>
       <w:pPr>
@@ -1208,7 +1210,7 @@
           <w:type w:val="continuous"/>
           <w:pgSz w:w="11910" w:h="16840"/>
           <w:pgMar w:top="2000" w:right="1700" w:bottom="1940" w:left="1700" w:header="1423" w:footer="1745" w:gutter="0"/>
-          <w:pgNumType w:start="1"/>
+          <w:pgNumType w:start="42"/>
           <w:cols w:space="720" w:num="1"/>
         </w:sectPr>
       </w:pPr>
@@ -1426,8 +1428,6 @@
           <w:lang w:val="en-US"/>
         </w:rPr>
       </w:pPr>
-      <w:bookmarkStart w:id="0" w:name="_GoBack"/>
-      <w:bookmarkEnd w:id="0"/>
     </w:p>
     <w:p>
       <w:pPr>
@@ -2666,12 +2666,12 @@
             <wp:anchor distT="0" distB="0" distL="0" distR="0" simplePos="0" relativeHeight="251659264" behindDoc="1" locked="0" layoutInCell="1" allowOverlap="1">
               <wp:simplePos x="0" y="0"/>
               <wp:positionH relativeFrom="page">
-                <wp:posOffset>4558665</wp:posOffset>
+                <wp:posOffset>3644900</wp:posOffset>
               </wp:positionH>
               <wp:positionV relativeFrom="page">
                 <wp:posOffset>890270</wp:posOffset>
               </wp:positionV>
-              <wp:extent cx="1901825" cy="162560"/>
+              <wp:extent cx="2815590" cy="188595"/>
               <wp:effectExtent l="0" t="0" r="0" b="0"/>
               <wp:wrapNone/>
               <wp:docPr id="1" name="Textbox 1"/>
@@ -2683,7 +2683,7 @@
                     <wps:spPr>
                       <a:xfrm>
                         <a:off x="0" y="0"/>
-                        <a:ext cx="1901825" cy="162560"/>
+                        <a:ext cx="2815590" cy="188595"/>
                       </a:xfrm>
                       <a:prstGeom prst="rect">
                         <a:avLst/>
@@ -2698,59 +2698,83 @@
                             <w:jc w:val="left"/>
                             <w:rPr>
                               <w:rFonts w:ascii="Times New Roman"/>
-                              <w:sz w:val="19"/>
+                              <w:b/>
+                              <w:bCs/>
+                              <w:sz w:val="24"/>
+                              <w:szCs w:val="36"/>
                             </w:rPr>
                           </w:pPr>
                           <w:r>
                             <w:rPr>
                               <w:rFonts w:ascii="Times New Roman"/>
-                              <w:sz w:val="19"/>
+                              <w:b/>
+                              <w:bCs/>
+                              <w:sz w:val="24"/>
+                              <w:szCs w:val="36"/>
                             </w:rPr>
                             <w:t>Department</w:t>
                           </w:r>
                           <w:r>
                             <w:rPr>
                               <w:rFonts w:ascii="Times New Roman"/>
+                              <w:b/>
+                              <w:bCs/>
                               <w:spacing w:val="11"/>
-                              <w:sz w:val="19"/>
+                              <w:sz w:val="24"/>
+                              <w:szCs w:val="36"/>
                             </w:rPr>
                             <w:t xml:space="preserve"> </w:t>
                           </w:r>
                           <w:r>
                             <w:rPr>
                               <w:rFonts w:ascii="Times New Roman"/>
-                              <w:sz w:val="19"/>
+                              <w:b/>
+                              <w:bCs/>
+                              <w:sz w:val="24"/>
+                              <w:szCs w:val="36"/>
                             </w:rPr>
                             <w:t>of</w:t>
                           </w:r>
                           <w:r>
                             <w:rPr>
                               <w:rFonts w:ascii="Times New Roman"/>
+                              <w:b/>
+                              <w:bCs/>
                               <w:spacing w:val="8"/>
-                              <w:sz w:val="19"/>
+                              <w:sz w:val="24"/>
+                              <w:szCs w:val="36"/>
                             </w:rPr>
                             <w:t xml:space="preserve"> </w:t>
                           </w:r>
                           <w:r>
                             <w:rPr>
                               <w:rFonts w:ascii="Times New Roman"/>
-                              <w:sz w:val="19"/>
+                              <w:b/>
+                              <w:bCs/>
+                              <w:sz w:val="24"/>
+                              <w:szCs w:val="36"/>
                             </w:rPr>
                             <w:t>Computer</w:t>
                           </w:r>
                           <w:r>
                             <w:rPr>
                               <w:rFonts w:ascii="Times New Roman"/>
+                              <w:b/>
+                              <w:bCs/>
                               <w:spacing w:val="10"/>
-                              <w:sz w:val="19"/>
+                              <w:sz w:val="24"/>
+                              <w:szCs w:val="36"/>
                             </w:rPr>
                             <w:t xml:space="preserve"> </w:t>
                           </w:r>
                           <w:r>
                             <w:rPr>
                               <w:rFonts w:ascii="Times New Roman"/>
+                              <w:b/>
+                              <w:bCs/>
                               <w:spacing w:val="-2"/>
-                              <w:sz w:val="19"/>
+                              <w:sz w:val="24"/>
+                              <w:szCs w:val="36"/>
                             </w:rPr>
                             <w:t>Engineering</w:t>
                           </w:r>
@@ -2768,7 +2792,7 @@
         </mc:Choice>
         <mc:Fallback>
           <w:pict>
-            <v:shape id="Textbox 1" o:spid="_x0000_s1026" o:spt="202" type="#_x0000_t202" style="position:absolute;left:0pt;margin-left:358.95pt;margin-top:70.1pt;height:12.8pt;width:149.75pt;mso-position-horizontal-relative:page;mso-position-vertical-relative:page;z-index:-251657216;mso-width-relative:page;mso-height-relative:page;" filled="f" stroked="f" coordsize="21600,21600" o:gfxdata="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">
+            <v:shape id="Textbox 1" o:spid="_x0000_s1026" o:spt="202" type="#_x0000_t202" style="position:absolute;left:0pt;margin-left:287pt;margin-top:70.1pt;height:14.85pt;width:221.7pt;mso-position-horizontal-relative:page;mso-position-vertical-relative:page;z-index:-251657216;mso-width-relative:page;mso-height-relative:page;" filled="f" stroked="f" coordsize="21600,21600" o:gfxdata="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">
               <v:fill on="f" focussize="0,0"/>
               <v:stroke on="f"/>
               <v:imagedata o:title=""/>
@@ -2782,59 +2806,83 @@
                       <w:jc w:val="left"/>
                       <w:rPr>
                         <w:rFonts w:ascii="Times New Roman"/>
-                        <w:sz w:val="19"/>
+                        <w:b/>
+                        <w:bCs/>
+                        <w:sz w:val="24"/>
+                        <w:szCs w:val="36"/>
                       </w:rPr>
                     </w:pPr>
                     <w:r>
                       <w:rPr>
                         <w:rFonts w:ascii="Times New Roman"/>
-                        <w:sz w:val="19"/>
+                        <w:b/>
+                        <w:bCs/>
+                        <w:sz w:val="24"/>
+                        <w:szCs w:val="36"/>
                       </w:rPr>
                       <w:t>Department</w:t>
                     </w:r>
                     <w:r>
                       <w:rPr>
                         <w:rFonts w:ascii="Times New Roman"/>
+                        <w:b/>
+                        <w:bCs/>
                         <w:spacing w:val="11"/>
-                        <w:sz w:val="19"/>
+                        <w:sz w:val="24"/>
+                        <w:szCs w:val="36"/>
                       </w:rPr>
                       <w:t xml:space="preserve"> </w:t>
                     </w:r>
                     <w:r>
                       <w:rPr>
                         <w:rFonts w:ascii="Times New Roman"/>
-                        <w:sz w:val="19"/>
+                        <w:b/>
+                        <w:bCs/>
+                        <w:sz w:val="24"/>
+                        <w:szCs w:val="36"/>
                       </w:rPr>
                       <w:t>of</w:t>
                     </w:r>
                     <w:r>
                       <w:rPr>
                         <w:rFonts w:ascii="Times New Roman"/>
+                        <w:b/>
+                        <w:bCs/>
                         <w:spacing w:val="8"/>
-                        <w:sz w:val="19"/>
+                        <w:sz w:val="24"/>
+                        <w:szCs w:val="36"/>
                       </w:rPr>
                       <w:t xml:space="preserve"> </w:t>
                     </w:r>
                     <w:r>
                       <w:rPr>
                         <w:rFonts w:ascii="Times New Roman"/>
-                        <w:sz w:val="19"/>
+                        <w:b/>
+                        <w:bCs/>
+                        <w:sz w:val="24"/>
+                        <w:szCs w:val="36"/>
                       </w:rPr>
                       <w:t>Computer</w:t>
                     </w:r>
                     <w:r>
                       <w:rPr>
                         <w:rFonts w:ascii="Times New Roman"/>
+                        <w:b/>
+                        <w:bCs/>
                         <w:spacing w:val="10"/>
-                        <w:sz w:val="19"/>
+                        <w:sz w:val="24"/>
+                        <w:szCs w:val="36"/>
                       </w:rPr>
                       <w:t xml:space="preserve"> </w:t>
                     </w:r>
                     <w:r>
                       <w:rPr>
                         <w:rFonts w:ascii="Times New Roman"/>
+                        <w:b/>
+                        <w:bCs/>
                         <w:spacing w:val="-2"/>
-                        <w:sz w:val="19"/>
+                        <w:sz w:val="24"/>
+                        <w:szCs w:val="36"/>
                       </w:rPr>
                       <w:t>Engineering</w:t>
                     </w:r>
